--- a/Assignments/Chapters/Chapter 11/Chapter 11.docx
+++ b/Assignments/Chapters/Chapter 11/Chapter 11.docx
@@ -1,6 +1,6 @@
 
 <file path=word/document.xml><?xml version="1.0" encoding="utf-8"?>
-<w:document xmlns:wpc="http://schemas.microsoft.com/office/word/2010/wordprocessingCanvas" xmlns:cx="http://schemas.microsoft.com/office/drawing/2014/chartex" xmlns:cx1="http://schemas.microsoft.com/office/drawing/2015/9/8/chartex" xmlns:cx2="http://schemas.microsoft.com/office/drawing/2015/10/21/chartex" xmlns:cx3="http://schemas.microsoft.com/office/drawing/2016/5/9/chartex" xmlns:cx4="http://schemas.microsoft.com/office/drawing/2016/5/10/chartex" xmlns:cx5="http://schemas.microsoft.com/office/drawing/2016/5/11/chartex" xmlns:cx6="http://schemas.microsoft.com/office/drawing/2016/5/12/chartex" xmlns:cx7="http://schemas.microsoft.com/office/drawing/2016/5/13/chartex" xmlns:cx8="http://schemas.microsoft.com/office/drawing/2016/5/14/chartex" xmlns:mc="http://schemas.openxmlformats.org/markup-compatibility/2006" xmlns:aink="http://schemas.microsoft.com/office/drawing/2016/ink" xmlns:am3d="http://schemas.microsoft.com/office/drawing/2017/model3d" xmlns:o="urn:schemas-microsoft-com:office:office" xmlns:r="http://schemas.openxmlformats.org/officeDocument/2006/relationships" xmlns:m="http://schemas.openxmlformats.org/officeDocument/2006/math" xmlns:v="urn:schemas-microsoft-com:vml" xmlns:wp14="http://schemas.microsoft.com/office/word/2010/wordprocessingDrawing" xmlns:wp="http://schemas.openxmlformats.org/drawingml/2006/wordprocessingDrawing" xmlns:w10="urn:schemas-microsoft-com:office:word" xmlns:w="http://schemas.openxmlformats.org/wordprocessingml/2006/main" xmlns:w14="http://schemas.microsoft.com/office/word/2010/wordml" xmlns:w15="http://schemas.microsoft.com/office/word/2012/wordml" xmlns:w16cex="http://schemas.microsoft.com/office/word/2018/wordml/cex" xmlns:w16cid="http://schemas.microsoft.com/office/word/2016/wordml/cid" xmlns:w16="http://schemas.microsoft.com/office/word/2018/wordml" xmlns:w16sdtdh="http://schemas.microsoft.com/office/word/2020/wordml/sdtdatahash" xmlns:w16se="http://schemas.microsoft.com/office/word/2015/wordml/symex" xmlns:wpg="http://schemas.microsoft.com/office/word/2010/wordprocessingGroup" xmlns:wpi="http://schemas.microsoft.com/office/word/2010/wordprocessingInk" xmlns:wne="http://schemas.microsoft.com/office/word/2006/wordml" xmlns:wps="http://schemas.microsoft.com/office/word/2010/wordprocessingShape" mc:Ignorable="w14 w15 w16se w16cid w16 w16cex w16sdtdh wp14">
+<w:document xmlns:wpc="http://schemas.microsoft.com/office/word/2010/wordprocessingCanvas" xmlns:cx="http://schemas.microsoft.com/office/drawing/2014/chartex" xmlns:cx1="http://schemas.microsoft.com/office/drawing/2015/9/8/chartex" xmlns:cx2="http://schemas.microsoft.com/office/drawing/2015/10/21/chartex" xmlns:cx3="http://schemas.microsoft.com/office/drawing/2016/5/9/chartex" xmlns:cx4="http://schemas.microsoft.com/office/drawing/2016/5/10/chartex" xmlns:cx5="http://schemas.microsoft.com/office/drawing/2016/5/11/chartex" xmlns:cx6="http://schemas.microsoft.com/office/drawing/2016/5/12/chartex" xmlns:cx7="http://schemas.microsoft.com/office/drawing/2016/5/13/chartex" xmlns:cx8="http://schemas.microsoft.com/office/drawing/2016/5/14/chartex" xmlns:mc="http://schemas.openxmlformats.org/markup-compatibility/2006" xmlns:aink="http://schemas.microsoft.com/office/drawing/2016/ink" xmlns:am3d="http://schemas.microsoft.com/office/drawing/2017/model3d" xmlns:o="urn:schemas-microsoft-com:office:office" xmlns:oel="http://schemas.microsoft.com/office/2019/extlst" xmlns:r="http://schemas.openxmlformats.org/officeDocument/2006/relationships" xmlns:m="http://schemas.openxmlformats.org/officeDocument/2006/math" xmlns:v="urn:schemas-microsoft-com:vml" xmlns:wp14="http://schemas.microsoft.com/office/word/2010/wordprocessingDrawing" xmlns:wp="http://schemas.openxmlformats.org/drawingml/2006/wordprocessingDrawing" xmlns:w10="urn:schemas-microsoft-com:office:word" xmlns:w="http://schemas.openxmlformats.org/wordprocessingml/2006/main" xmlns:w14="http://schemas.microsoft.com/office/word/2010/wordml" xmlns:w15="http://schemas.microsoft.com/office/word/2012/wordml" xmlns:w16cex="http://schemas.microsoft.com/office/word/2018/wordml/cex" xmlns:w16cid="http://schemas.microsoft.com/office/word/2016/wordml/cid" xmlns:w16="http://schemas.microsoft.com/office/word/2018/wordml" xmlns:w16du="http://schemas.microsoft.com/office/word/2023/wordml/word16du" xmlns:w16sdtdh="http://schemas.microsoft.com/office/word/2020/wordml/sdtdatahash" xmlns:w16sdtfl="http://schemas.microsoft.com/office/word/2024/wordml/sdtformatlock" xmlns:w16se="http://schemas.microsoft.com/office/word/2015/wordml/symex" xmlns:wpg="http://schemas.microsoft.com/office/word/2010/wordprocessingGroup" xmlns:wpi="http://schemas.microsoft.com/office/word/2010/wordprocessingInk" xmlns:wne="http://schemas.microsoft.com/office/word/2006/wordml" xmlns:wps="http://schemas.microsoft.com/office/word/2010/wordprocessingShape" mc:Ignorable="w14 w15 w16se w16cid w16 w16cex w16sdtdh w16sdtfl w16du wp14">
   <w:body>
     <w:p>
       <w:pPr>
@@ -91,25 +91,381 @@
           <w:szCs w:val="28"/>
         </w:rPr>
       </w:pPr>
-    </w:p>
-    <w:p>
-      <w:pPr>
-        <w:rPr>
-          <w:rFonts w:ascii="Nunito" w:hAnsi="Nunito"/>
-          <w:b/>
-          <w:bCs/>
-          <w:sz w:val="28"/>
-          <w:szCs w:val="28"/>
-        </w:rPr>
-      </w:pPr>
-      <w:r>
-        <w:rPr>
-          <w:rFonts w:ascii="Nunito" w:hAnsi="Nunito"/>
-          <w:b/>
-          <w:bCs/>
-          <w:sz w:val="28"/>
-          <w:szCs w:val="28"/>
-        </w:rPr>
+      <w:r>
+        <w:rPr>
+          <w:rFonts w:ascii="Nunito" w:hAnsi="Nunito"/>
+          <w:sz w:val="28"/>
+          <w:szCs w:val="28"/>
+        </w:rPr>
+        <w:t>Answers</w:t>
+      </w:r>
+    </w:p>
+    <w:p>
+      <w:pPr>
+        <w:spacing w:after="0" w:line="240" w:lineRule="auto"/>
+        <w:rPr>
+          <w:rFonts w:ascii="Arial" w:eastAsia="Times New Roman" w:hAnsi="Arial" w:cs="Arial"/>
+          <w:sz w:val="36"/>
+          <w:szCs w:val="36"/>
+          <w:lang w:val="en-150" w:eastAsia="en-150"/>
+        </w:rPr>
+      </w:pPr>
+      <w:r>
+        <w:rPr>
+          <w:rFonts w:ascii="Arial" w:eastAsia="Times New Roman" w:hAnsi="Arial" w:cs="Arial"/>
+          <w:b/>
+          <w:bCs/>
+          <w:sz w:val="36"/>
+          <w:szCs w:val="36"/>
+          <w:lang w:val="en-150" w:eastAsia="en-150"/>
+        </w:rPr>
+        <w:t>Common Exceptions So Far:</w:t>
+      </w:r>
+    </w:p>
+    <w:p>
+      <w:pPr>
+        <w:spacing w:after="0" w:line="240" w:lineRule="auto"/>
+        <w:rPr>
+          <w:rFonts w:ascii="Arial" w:eastAsia="Times New Roman" w:hAnsi="Arial" w:cs="Arial"/>
+          <w:sz w:val="24"/>
+          <w:szCs w:val="24"/>
+          <w:lang w:val="en-150" w:eastAsia="en-150"/>
+        </w:rPr>
+      </w:pPr>
+      <w:r>
+        <w:rPr>
+          <w:rFonts w:ascii="Arial" w:eastAsia="Times New Roman" w:hAnsi="Arial" w:cs="Arial"/>
+          <w:sz w:val="24"/>
+          <w:szCs w:val="24"/>
+          <w:lang w:val="en-150" w:eastAsia="en-150"/>
+        </w:rPr>
+        <w:t>Dividing by zero: Trying to divide a number by zero, which breaks basic math rules.</w:t>
+      </w:r>
+    </w:p>
+    <w:p>
+      <w:pPr>
+        <w:spacing w:after="0" w:line="240" w:lineRule="auto"/>
+        <w:rPr>
+          <w:rFonts w:ascii="Arial" w:eastAsia="Times New Roman" w:hAnsi="Arial" w:cs="Arial"/>
+          <w:sz w:val="24"/>
+          <w:szCs w:val="24"/>
+          <w:lang w:val="en-150" w:eastAsia="en-150"/>
+        </w:rPr>
+      </w:pPr>
+    </w:p>
+    <w:p>
+      <w:pPr>
+        <w:spacing w:after="0" w:line="240" w:lineRule="auto"/>
+        <w:rPr>
+          <w:rFonts w:ascii="Arial" w:eastAsia="Times New Roman" w:hAnsi="Arial" w:cs="Arial"/>
+          <w:sz w:val="24"/>
+          <w:szCs w:val="24"/>
+          <w:lang w:val="en-150" w:eastAsia="en-150"/>
+        </w:rPr>
+      </w:pPr>
+      <w:r>
+        <w:rPr>
+          <w:rFonts w:ascii="Arial" w:eastAsia="Times New Roman" w:hAnsi="Arial" w:cs="Arial"/>
+          <w:sz w:val="24"/>
+          <w:szCs w:val="24"/>
+          <w:lang w:val="en-150" w:eastAsia="en-150"/>
+        </w:rPr>
+        <w:t>Array index out of bounds: Trying to grab an item from a list slot that does not exist (like asking for item number 10 in a list that only has 5 items).</w:t>
+      </w:r>
+    </w:p>
+    <w:p>
+      <w:pPr>
+        <w:spacing w:after="0" w:line="240" w:lineRule="auto"/>
+        <w:rPr>
+          <w:rFonts w:ascii="Arial" w:eastAsia="Times New Roman" w:hAnsi="Arial" w:cs="Arial"/>
+          <w:sz w:val="24"/>
+          <w:szCs w:val="24"/>
+          <w:lang w:val="en-150" w:eastAsia="en-150"/>
+        </w:rPr>
+      </w:pPr>
+    </w:p>
+    <w:p>
+      <w:pPr>
+        <w:spacing w:after="0" w:line="240" w:lineRule="auto"/>
+        <w:rPr>
+          <w:rFonts w:ascii="Arial" w:eastAsia="Times New Roman" w:hAnsi="Arial" w:cs="Arial"/>
+          <w:sz w:val="24"/>
+          <w:szCs w:val="24"/>
+          <w:lang w:val="en-150" w:eastAsia="en-150"/>
+        </w:rPr>
+      </w:pPr>
+      <w:r>
+        <w:rPr>
+          <w:rFonts w:ascii="Arial" w:eastAsia="Times New Roman" w:hAnsi="Arial" w:cs="Arial"/>
+          <w:sz w:val="24"/>
+          <w:szCs w:val="24"/>
+          <w:lang w:val="en-150" w:eastAsia="en-150"/>
+        </w:rPr>
+        <w:t>Input mismatch: When a program expects a user to type a number, but they type words instead.</w:t>
+      </w:r>
+    </w:p>
+    <w:p>
+      <w:pPr>
+        <w:spacing w:after="0" w:line="240" w:lineRule="auto"/>
+        <w:rPr>
+          <w:rFonts w:ascii="Arial" w:eastAsia="Times New Roman" w:hAnsi="Arial" w:cs="Arial"/>
+          <w:sz w:val="24"/>
+          <w:szCs w:val="24"/>
+          <w:lang w:val="en-150" w:eastAsia="en-150"/>
+        </w:rPr>
+      </w:pPr>
+    </w:p>
+    <w:p>
+      <w:pPr>
+        <w:spacing w:after="0" w:line="240" w:lineRule="auto"/>
+        <w:rPr>
+          <w:rFonts w:ascii="Arial" w:eastAsia="Times New Roman" w:hAnsi="Arial" w:cs="Arial"/>
+          <w:sz w:val="36"/>
+          <w:szCs w:val="36"/>
+          <w:lang w:val="en-150" w:eastAsia="en-150"/>
+        </w:rPr>
+      </w:pPr>
+      <w:r>
+        <w:rPr>
+          <w:rFonts w:ascii="Arial" w:eastAsia="Times New Roman" w:hAnsi="Arial" w:cs="Arial"/>
+          <w:b/>
+          <w:bCs/>
+          <w:sz w:val="36"/>
+          <w:szCs w:val="36"/>
+          <w:lang w:val="en-150" w:eastAsia="en-150"/>
+        </w:rPr>
+        <w:t>Additional Exceptions:</w:t>
+      </w:r>
+    </w:p>
+    <w:p>
+      <w:pPr>
+        <w:spacing w:after="0" w:line="240" w:lineRule="auto"/>
+        <w:rPr>
+          <w:rFonts w:ascii="Arial" w:eastAsia="Times New Roman" w:hAnsi="Arial" w:cs="Arial"/>
+          <w:sz w:val="24"/>
+          <w:szCs w:val="24"/>
+          <w:lang w:val="en-150" w:eastAsia="en-150"/>
+        </w:rPr>
+      </w:pPr>
+      <w:r>
+        <w:rPr>
+          <w:rFonts w:ascii="Arial" w:eastAsia="Times New Roman" w:hAnsi="Arial" w:cs="Arial"/>
+          <w:sz w:val="24"/>
+          <w:szCs w:val="24"/>
+          <w:lang w:val="en-150" w:eastAsia="en-150"/>
+        </w:rPr>
+        <w:t>Null pointer error: Trying to use a variable that is completely empty and points to nothing.</w:t>
+      </w:r>
+    </w:p>
+    <w:p>
+      <w:pPr>
+        <w:spacing w:after="0" w:line="240" w:lineRule="auto"/>
+        <w:rPr>
+          <w:rFonts w:ascii="Arial" w:eastAsia="Times New Roman" w:hAnsi="Arial" w:cs="Arial"/>
+          <w:sz w:val="24"/>
+          <w:szCs w:val="24"/>
+          <w:lang w:val="en-150" w:eastAsia="en-150"/>
+        </w:rPr>
+      </w:pPr>
+    </w:p>
+    <w:p>
+      <w:pPr>
+        <w:spacing w:after="0" w:line="240" w:lineRule="auto"/>
+        <w:rPr>
+          <w:rFonts w:ascii="Arial" w:eastAsia="Times New Roman" w:hAnsi="Arial" w:cs="Arial"/>
+          <w:sz w:val="24"/>
+          <w:szCs w:val="24"/>
+          <w:lang w:val="en-150" w:eastAsia="en-150"/>
+        </w:rPr>
+      </w:pPr>
+      <w:r>
+        <w:rPr>
+          <w:rFonts w:ascii="Arial" w:eastAsia="Times New Roman" w:hAnsi="Arial" w:cs="Arial"/>
+          <w:sz w:val="24"/>
+          <w:szCs w:val="24"/>
+          <w:lang w:val="en-150" w:eastAsia="en-150"/>
+        </w:rPr>
+        <w:t>Number format error: Trying to turn text like "abc" into a real number.</w:t>
+      </w:r>
+    </w:p>
+    <w:p>
+      <w:pPr>
+        <w:spacing w:after="0" w:line="240" w:lineRule="auto"/>
+        <w:rPr>
+          <w:rFonts w:ascii="Arial" w:eastAsia="Times New Roman" w:hAnsi="Arial" w:cs="Arial"/>
+          <w:sz w:val="24"/>
+          <w:szCs w:val="24"/>
+          <w:lang w:val="en-150" w:eastAsia="en-150"/>
+        </w:rPr>
+      </w:pPr>
+    </w:p>
+    <w:p>
+      <w:pPr>
+        <w:spacing w:after="0" w:line="240" w:lineRule="auto"/>
+        <w:rPr>
+          <w:rFonts w:ascii="Arial" w:eastAsia="Times New Roman" w:hAnsi="Arial" w:cs="Arial"/>
+          <w:sz w:val="24"/>
+          <w:szCs w:val="24"/>
+          <w:lang w:val="en-150" w:eastAsia="en-150"/>
+        </w:rPr>
+      </w:pPr>
+      <w:r>
+        <w:rPr>
+          <w:rFonts w:ascii="Arial" w:eastAsia="Times New Roman" w:hAnsi="Arial" w:cs="Arial"/>
+          <w:sz w:val="24"/>
+          <w:szCs w:val="24"/>
+          <w:lang w:val="en-150" w:eastAsia="en-150"/>
+        </w:rPr>
+        <w:t>File not found: Trying to open a computer document that does not exist where the program is looking.</w:t>
+      </w:r>
+    </w:p>
+    <w:p>
+      <w:pPr>
+        <w:spacing w:after="0" w:line="240" w:lineRule="auto"/>
+        <w:rPr>
+          <w:rFonts w:ascii="Arial" w:eastAsia="Times New Roman" w:hAnsi="Arial" w:cs="Arial"/>
+          <w:sz w:val="24"/>
+          <w:szCs w:val="24"/>
+          <w:lang w:val="en-150" w:eastAsia="en-150"/>
+        </w:rPr>
+      </w:pPr>
+    </w:p>
+    <w:p>
+      <w:pPr>
+        <w:spacing w:after="0" w:line="240" w:lineRule="auto"/>
+        <w:rPr>
+          <w:rFonts w:ascii="Arial" w:eastAsia="Times New Roman" w:hAnsi="Arial" w:cs="Arial"/>
+          <w:sz w:val="24"/>
+          <w:szCs w:val="24"/>
+          <w:lang w:val="en-150" w:eastAsia="en-150"/>
+        </w:rPr>
+      </w:pPr>
+      <w:r>
+        <w:rPr>
+          <w:rFonts w:ascii="Arial" w:eastAsia="Times New Roman" w:hAnsi="Arial" w:cs="Arial"/>
+          <w:b/>
+          <w:bCs/>
+          <w:sz w:val="36"/>
+          <w:szCs w:val="36"/>
+          <w:lang w:val="en-150" w:eastAsia="en-150"/>
+        </w:rPr>
+        <w:t>Typical Handling:</w:t>
+      </w:r>
+      <w:r>
+        <w:rPr>
+          <w:rFonts w:ascii="Arial" w:eastAsia="Times New Roman" w:hAnsi="Arial" w:cs="Arial"/>
+          <w:sz w:val="24"/>
+          <w:szCs w:val="24"/>
+          <w:lang w:val="en-150" w:eastAsia="en-150"/>
+        </w:rPr>
+        <w:br/>
+        <w:t xml:space="preserve">Programs handle these using a </w:t>
+      </w:r>
+      <w:r>
+        <w:rPr>
+          <w:rFonts w:ascii="Courier New" w:eastAsia="Times New Roman" w:hAnsi="Courier New" w:cs="Courier New"/>
+          <w:b/>
+          <w:bCs/>
+          <w:sz w:val="21"/>
+          <w:szCs w:val="21"/>
+          <w:lang w:val="en-150" w:eastAsia="en-150"/>
+        </w:rPr>
+        <w:t>try-catch</w:t>
+      </w:r>
+      <w:r>
+        <w:rPr>
+          <w:rFonts w:ascii="Arial" w:eastAsia="Times New Roman" w:hAnsi="Arial" w:cs="Arial"/>
+          <w:b/>
+          <w:bCs/>
+          <w:sz w:val="24"/>
+          <w:szCs w:val="24"/>
+          <w:lang w:val="en-150" w:eastAsia="en-150"/>
+        </w:rPr>
+        <w:t xml:space="preserve"> block</w:t>
+      </w:r>
+      <w:r>
+        <w:rPr>
+          <w:rFonts w:ascii="Arial" w:eastAsia="Times New Roman" w:hAnsi="Arial" w:cs="Arial"/>
+          <w:sz w:val="24"/>
+          <w:szCs w:val="24"/>
+          <w:lang w:val="en-150" w:eastAsia="en-150"/>
+        </w:rPr>
+        <w:t xml:space="preserve">. You put the risky code inside the </w:t>
+      </w:r>
+      <w:r>
+        <w:rPr>
+          <w:rFonts w:ascii="Courier New" w:eastAsia="Times New Roman" w:hAnsi="Courier New" w:cs="Courier New"/>
+          <w:sz w:val="21"/>
+          <w:szCs w:val="21"/>
+          <w:lang w:val="en-150" w:eastAsia="en-150"/>
+        </w:rPr>
+        <w:t>try</w:t>
+      </w:r>
+      <w:r>
+        <w:rPr>
+          <w:rFonts w:ascii="Arial" w:eastAsia="Times New Roman" w:hAnsi="Arial" w:cs="Arial"/>
+          <w:sz w:val="24"/>
+          <w:szCs w:val="24"/>
+          <w:lang w:val="en-150" w:eastAsia="en-150"/>
+        </w:rPr>
+        <w:t xml:space="preserve"> section. If an error pops up, the program stops immediately and jumps to the </w:t>
+      </w:r>
+      <w:r>
+        <w:rPr>
+          <w:rFonts w:ascii="Courier New" w:eastAsia="Times New Roman" w:hAnsi="Courier New" w:cs="Courier New"/>
+          <w:sz w:val="21"/>
+          <w:szCs w:val="21"/>
+          <w:lang w:val="en-150" w:eastAsia="en-150"/>
+        </w:rPr>
+        <w:t>catch</w:t>
+      </w:r>
+      <w:r>
+        <w:rPr>
+          <w:rFonts w:ascii="Arial" w:eastAsia="Times New Roman" w:hAnsi="Arial" w:cs="Arial"/>
+          <w:sz w:val="24"/>
+          <w:szCs w:val="24"/>
+          <w:lang w:val="en-150" w:eastAsia="en-150"/>
+        </w:rPr>
+        <w:t xml:space="preserve"> section, which handles the error safely (like showing a friendly message) instead of letting the whole program crash.</w:t>
+      </w:r>
+    </w:p>
+    <w:p>
+      <w:pPr>
+        <w:rPr>
+          <w:rFonts w:ascii="Nunito" w:hAnsi="Nunito"/>
+          <w:sz w:val="28"/>
+          <w:szCs w:val="28"/>
+        </w:rPr>
+      </w:pPr>
+    </w:p>
+    <w:p>
+      <w:pPr>
+        <w:rPr>
+          <w:rFonts w:ascii="Nunito" w:hAnsi="Nunito"/>
+          <w:sz w:val="28"/>
+          <w:szCs w:val="28"/>
+        </w:rPr>
+      </w:pPr>
+    </w:p>
+    <w:p>
+      <w:pPr>
+        <w:rPr>
+          <w:rFonts w:ascii="Nunito" w:hAnsi="Nunito"/>
+          <w:b/>
+          <w:bCs/>
+          <w:sz w:val="28"/>
+          <w:szCs w:val="28"/>
+        </w:rPr>
+      </w:pPr>
+      <w:r>
+        <w:rPr>
+          <w:rFonts w:ascii="Nunito" w:hAnsi="Nunito"/>
+          <w:b/>
+          <w:bCs/>
+          <w:sz w:val="28"/>
+          <w:szCs w:val="28"/>
+        </w:rPr>
+        <w:lastRenderedPageBreak/>
         <w:t>11.15 (Exceptions and Constructor Failure)</w:t>
       </w:r>
     </w:p>
@@ -143,269 +499,243 @@
       <w:pPr>
         <w:rPr>
           <w:rFonts w:ascii="Nunito" w:hAnsi="Nunito"/>
-          <w:b/>
-          <w:bCs/>
-          <w:sz w:val="28"/>
-          <w:szCs w:val="28"/>
-        </w:rPr>
-      </w:pPr>
-      <w:r>
-        <w:rPr>
-          <w:rFonts w:ascii="Nunito" w:hAnsi="Nunito"/>
-          <w:b/>
-          <w:bCs/>
-          <w:sz w:val="28"/>
-          <w:szCs w:val="28"/>
-        </w:rPr>
-        <w:t xml:space="preserve">11.16 (Catching Exceptions with </w:t>
-      </w:r>
-      <w:proofErr w:type="spellStart"/>
-      <w:r>
-        <w:rPr>
-          <w:rFonts w:ascii="Nunito" w:hAnsi="Nunito"/>
-          <w:b/>
-          <w:bCs/>
-          <w:sz w:val="28"/>
-          <w:szCs w:val="28"/>
-        </w:rPr>
-        <w:t>Superclasses</w:t>
-      </w:r>
-      <w:proofErr w:type="spellEnd"/>
-      <w:r>
-        <w:rPr>
-          <w:rFonts w:ascii="Nunito" w:hAnsi="Nunito"/>
-          <w:b/>
-          <w:bCs/>
-          <w:sz w:val="28"/>
-          <w:szCs w:val="28"/>
-        </w:rPr>
-        <w:t xml:space="preserve">) </w:t>
-      </w:r>
-    </w:p>
-    <w:p>
-      <w:pPr>
-        <w:rPr>
-          <w:rFonts w:ascii="Nunito" w:hAnsi="Nunito"/>
-          <w:sz w:val="28"/>
-          <w:szCs w:val="28"/>
-        </w:rPr>
-      </w:pPr>
-      <w:r>
-        <w:rPr>
-          <w:rFonts w:ascii="Nunito" w:hAnsi="Nunito"/>
-          <w:sz w:val="28"/>
-          <w:szCs w:val="28"/>
-        </w:rPr>
-        <w:t xml:space="preserve">Use inheritance to create an exception superclass (called </w:t>
-      </w:r>
-      <w:proofErr w:type="spellStart"/>
-      <w:r>
-        <w:rPr>
-          <w:rFonts w:ascii="Nunito" w:hAnsi="Nunito"/>
-          <w:sz w:val="28"/>
-          <w:szCs w:val="28"/>
-        </w:rPr>
-        <w:t>ExceptionA</w:t>
-      </w:r>
-      <w:proofErr w:type="spellEnd"/>
-      <w:r>
-        <w:rPr>
-          <w:rFonts w:ascii="Nunito" w:hAnsi="Nunito"/>
-          <w:sz w:val="28"/>
-          <w:szCs w:val="28"/>
-        </w:rPr>
-        <w:t xml:space="preserve">) and exception subclasses </w:t>
-      </w:r>
-      <w:proofErr w:type="spellStart"/>
-      <w:r>
-        <w:rPr>
-          <w:rFonts w:ascii="Nunito" w:hAnsi="Nunito"/>
-          <w:sz w:val="28"/>
-          <w:szCs w:val="28"/>
-        </w:rPr>
-        <w:t>ExceptionB</w:t>
-      </w:r>
-      <w:proofErr w:type="spellEnd"/>
-      <w:r>
-        <w:rPr>
-          <w:rFonts w:ascii="Nunito" w:hAnsi="Nunito"/>
-          <w:sz w:val="28"/>
-          <w:szCs w:val="28"/>
-        </w:rPr>
-        <w:t xml:space="preserve"> and </w:t>
-      </w:r>
-      <w:proofErr w:type="spellStart"/>
-      <w:r>
-        <w:rPr>
-          <w:rFonts w:ascii="Nunito" w:hAnsi="Nunito"/>
-          <w:sz w:val="28"/>
-          <w:szCs w:val="28"/>
-        </w:rPr>
-        <w:t>ExceptionC</w:t>
-      </w:r>
-      <w:proofErr w:type="spellEnd"/>
-      <w:r>
-        <w:rPr>
-          <w:rFonts w:ascii="Nunito" w:hAnsi="Nunito"/>
-          <w:sz w:val="28"/>
-          <w:szCs w:val="28"/>
-        </w:rPr>
-        <w:t xml:space="preserve">, where </w:t>
-      </w:r>
-      <w:proofErr w:type="spellStart"/>
-      <w:r>
-        <w:rPr>
-          <w:rFonts w:ascii="Nunito" w:hAnsi="Nunito"/>
-          <w:sz w:val="28"/>
-          <w:szCs w:val="28"/>
-        </w:rPr>
-        <w:t>ExceptionB</w:t>
-      </w:r>
-      <w:proofErr w:type="spellEnd"/>
-      <w:r>
-        <w:rPr>
-          <w:rFonts w:ascii="Nunito" w:hAnsi="Nunito"/>
-          <w:sz w:val="28"/>
-          <w:szCs w:val="28"/>
-        </w:rPr>
-        <w:t xml:space="preserve"> inherits from </w:t>
-      </w:r>
-      <w:proofErr w:type="spellStart"/>
-      <w:r>
-        <w:rPr>
-          <w:rFonts w:ascii="Nunito" w:hAnsi="Nunito"/>
-          <w:sz w:val="28"/>
-          <w:szCs w:val="28"/>
-        </w:rPr>
-        <w:t>ExceptionA</w:t>
-      </w:r>
-      <w:proofErr w:type="spellEnd"/>
-      <w:r>
-        <w:rPr>
-          <w:rFonts w:ascii="Nunito" w:hAnsi="Nunito"/>
-          <w:sz w:val="28"/>
-          <w:szCs w:val="28"/>
-        </w:rPr>
-        <w:t xml:space="preserve"> and </w:t>
-      </w:r>
-      <w:proofErr w:type="spellStart"/>
-      <w:r>
-        <w:rPr>
-          <w:rFonts w:ascii="Nunito" w:hAnsi="Nunito"/>
-          <w:sz w:val="28"/>
-          <w:szCs w:val="28"/>
-        </w:rPr>
-        <w:t>ExceptionC</w:t>
-      </w:r>
-      <w:proofErr w:type="spellEnd"/>
-      <w:r>
-        <w:rPr>
-          <w:rFonts w:ascii="Nunito" w:hAnsi="Nunito"/>
-          <w:sz w:val="28"/>
-          <w:szCs w:val="28"/>
-        </w:rPr>
-        <w:t xml:space="preserve"> inherits from </w:t>
-      </w:r>
-      <w:proofErr w:type="spellStart"/>
-      <w:r>
-        <w:rPr>
-          <w:rFonts w:ascii="Nunito" w:hAnsi="Nunito"/>
-          <w:sz w:val="28"/>
-          <w:szCs w:val="28"/>
-        </w:rPr>
-        <w:t>ExceptionB</w:t>
-      </w:r>
-      <w:proofErr w:type="spellEnd"/>
-      <w:r>
-        <w:rPr>
-          <w:rFonts w:ascii="Nunito" w:hAnsi="Nunito"/>
-          <w:sz w:val="28"/>
-          <w:szCs w:val="28"/>
-        </w:rPr>
-        <w:t xml:space="preserve">. Write a program to demonstrate that the catch block for type </w:t>
-      </w:r>
-      <w:proofErr w:type="spellStart"/>
-      <w:r>
-        <w:rPr>
-          <w:rFonts w:ascii="Nunito" w:hAnsi="Nunito"/>
-          <w:sz w:val="28"/>
-          <w:szCs w:val="28"/>
-        </w:rPr>
-        <w:t>ExceptionA</w:t>
-      </w:r>
-      <w:proofErr w:type="spellEnd"/>
-      <w:r>
-        <w:rPr>
-          <w:rFonts w:ascii="Nunito" w:hAnsi="Nunito"/>
-          <w:sz w:val="28"/>
-          <w:szCs w:val="28"/>
-        </w:rPr>
-        <w:t xml:space="preserve"> catches exceptions of types </w:t>
-      </w:r>
-      <w:proofErr w:type="spellStart"/>
-      <w:r>
-        <w:rPr>
-          <w:rFonts w:ascii="Nunito" w:hAnsi="Nunito"/>
-          <w:sz w:val="28"/>
-          <w:szCs w:val="28"/>
-        </w:rPr>
-        <w:t>ExceptionB</w:t>
-      </w:r>
-      <w:proofErr w:type="spellEnd"/>
-      <w:r>
-        <w:rPr>
-          <w:rFonts w:ascii="Nunito" w:hAnsi="Nunito"/>
-          <w:sz w:val="28"/>
-          <w:szCs w:val="28"/>
-        </w:rPr>
-        <w:t xml:space="preserve"> and </w:t>
-      </w:r>
-      <w:proofErr w:type="spellStart"/>
-      <w:r>
-        <w:rPr>
-          <w:rFonts w:ascii="Nunito" w:hAnsi="Nunito"/>
-          <w:sz w:val="28"/>
-          <w:szCs w:val="28"/>
-        </w:rPr>
-        <w:t>ExceptionC</w:t>
-      </w:r>
-      <w:proofErr w:type="spellEnd"/>
-      <w:r>
-        <w:rPr>
-          <w:rFonts w:ascii="Nunito" w:hAnsi="Nunito"/>
-          <w:sz w:val="28"/>
-          <w:szCs w:val="28"/>
-        </w:rPr>
-        <w:t xml:space="preserve">. </w:t>
-      </w:r>
-    </w:p>
-    <w:p>
-      <w:pPr>
-        <w:rPr>
-          <w:rFonts w:ascii="Nunito" w:hAnsi="Nunito"/>
-          <w:sz w:val="28"/>
-          <w:szCs w:val="28"/>
-        </w:rPr>
-      </w:pPr>
-    </w:p>
-    <w:p>
-      <w:pPr>
-        <w:rPr>
-          <w:rFonts w:ascii="Nunito" w:hAnsi="Nunito"/>
-          <w:b/>
-          <w:bCs/>
-          <w:sz w:val="28"/>
-          <w:szCs w:val="28"/>
-        </w:rPr>
-      </w:pPr>
-      <w:r>
-        <w:rPr>
-          <w:rFonts w:ascii="Nunito" w:hAnsi="Nunito"/>
-          <w:b/>
-          <w:bCs/>
-          <w:sz w:val="28"/>
-          <w:szCs w:val="28"/>
-        </w:rPr>
+          <w:sz w:val="28"/>
+          <w:szCs w:val="28"/>
+          <w:u w:val="single"/>
+        </w:rPr>
+      </w:pPr>
+      <w:r>
+        <w:rPr>
+          <w:rFonts w:ascii="Nunito" w:hAnsi="Nunito"/>
+          <w:sz w:val="28"/>
+          <w:szCs w:val="28"/>
+          <w:u w:val="single"/>
+        </w:rPr>
+        <w:t>Answers</w:t>
+      </w:r>
+    </w:p>
+    <w:p>
+      <w:pPr>
+        <w:rPr>
+          <w:rFonts w:ascii="Nunito" w:hAnsi="Nunito"/>
+          <w:sz w:val="28"/>
+          <w:szCs w:val="28"/>
+          <w:lang w:val="en-150"/>
+        </w:rPr>
+      </w:pPr>
+      <w:r>
+        <w:rPr>
+          <w:rFonts w:ascii="Nunito" w:hAnsi="Nunito"/>
+          <w:sz w:val="28"/>
+          <w:szCs w:val="28"/>
+          <w:lang w:val="en-150"/>
+        </w:rPr>
+        <w:t xml:space="preserve">Usually, functions can send back an error code or an empty value if something goes wrong. However, a </w:t>
+      </w:r>
+      <w:r>
+        <w:rPr>
+          <w:rFonts w:ascii="Nunito" w:hAnsi="Nunito"/>
+          <w:b/>
+          <w:bCs/>
+          <w:sz w:val="28"/>
+          <w:szCs w:val="28"/>
+          <w:lang w:val="en-150"/>
+        </w:rPr>
+        <w:t>constructor</w:t>
+      </w:r>
+      <w:r>
+        <w:rPr>
+          <w:rFonts w:ascii="Nunito" w:hAnsi="Nunito"/>
+          <w:sz w:val="28"/>
+          <w:szCs w:val="28"/>
+          <w:lang w:val="en-150"/>
+        </w:rPr>
+        <w:t xml:space="preserve"> (the code that builds a new object) has no return value, making it hard to signal an error. Without exceptions, a broken constructor would just create a corrupt, broken object, and the program would crash later down the line.</w:t>
+      </w:r>
+    </w:p>
+    <w:p>
+      <w:pPr>
+        <w:rPr>
+          <w:rFonts w:ascii="Nunito" w:hAnsi="Nunito"/>
+          <w:sz w:val="28"/>
+          <w:szCs w:val="28"/>
+          <w:lang w:val="en-150"/>
+        </w:rPr>
+      </w:pPr>
+      <w:r>
+        <w:rPr>
+          <w:rFonts w:ascii="Nunito" w:hAnsi="Nunito"/>
+          <w:sz w:val="28"/>
+          <w:szCs w:val="28"/>
+          <w:lang w:val="en-150"/>
+        </w:rPr>
+        <w:t>Using exception handling is highly effective because:</w:t>
+      </w:r>
+    </w:p>
+    <w:p>
+      <w:pPr>
+        <w:numPr>
+          <w:ilvl w:val="0"/>
+          <w:numId w:val="5"/>
+        </w:numPr>
+        <w:rPr>
+          <w:rFonts w:ascii="Nunito" w:hAnsi="Nunito"/>
+          <w:sz w:val="28"/>
+          <w:szCs w:val="28"/>
+          <w:lang w:val="en-150"/>
+        </w:rPr>
+      </w:pPr>
+      <w:r>
+        <w:rPr>
+          <w:rFonts w:ascii="Nunito" w:hAnsi="Nunito"/>
+          <w:sz w:val="28"/>
+          <w:szCs w:val="28"/>
+          <w:lang w:val="en-150"/>
+        </w:rPr>
+        <w:t xml:space="preserve">It </w:t>
+      </w:r>
+      <w:r>
+        <w:rPr>
+          <w:rFonts w:ascii="Nunito" w:hAnsi="Nunito"/>
+          <w:b/>
+          <w:bCs/>
+          <w:sz w:val="28"/>
+          <w:szCs w:val="28"/>
+          <w:lang w:val="en-150"/>
+        </w:rPr>
+        <w:t>stops the object from being made</w:t>
+      </w:r>
+      <w:r>
+        <w:rPr>
+          <w:rFonts w:ascii="Nunito" w:hAnsi="Nunito"/>
+          <w:sz w:val="28"/>
+          <w:szCs w:val="28"/>
+          <w:lang w:val="en-150"/>
+        </w:rPr>
+        <w:t xml:space="preserve"> the exact second an error is detected.</w:t>
+      </w:r>
+    </w:p>
+    <w:p>
+      <w:pPr>
+        <w:numPr>
+          <w:ilvl w:val="0"/>
+          <w:numId w:val="5"/>
+        </w:numPr>
+        <w:rPr>
+          <w:rFonts w:ascii="Nunito" w:hAnsi="Nunito"/>
+          <w:sz w:val="28"/>
+          <w:szCs w:val="28"/>
+          <w:lang w:val="en-150"/>
+        </w:rPr>
+      </w:pPr>
+      <w:r>
+        <w:rPr>
+          <w:rFonts w:ascii="Nunito" w:hAnsi="Nunito"/>
+          <w:sz w:val="28"/>
+          <w:szCs w:val="28"/>
+          <w:lang w:val="en-150"/>
+        </w:rPr>
+        <w:t>It prevents a broken object from sneaking into your computer's memory.</w:t>
+      </w:r>
+    </w:p>
+    <w:p>
+      <w:pPr>
+        <w:numPr>
+          <w:ilvl w:val="0"/>
+          <w:numId w:val="5"/>
+        </w:numPr>
+        <w:rPr>
+          <w:rFonts w:ascii="Nunito" w:hAnsi="Nunito"/>
+          <w:sz w:val="28"/>
+          <w:szCs w:val="28"/>
+          <w:lang w:val="en-150"/>
+        </w:rPr>
+      </w:pPr>
+      <w:r>
+        <w:rPr>
+          <w:rFonts w:ascii="Nunito" w:hAnsi="Nunito"/>
+          <w:sz w:val="28"/>
+          <w:szCs w:val="28"/>
+          <w:lang w:val="en-150"/>
+        </w:rPr>
+        <w:t>It forces the program to deal with the mistake right away, keeping the system safe and organized.</w:t>
+      </w:r>
+    </w:p>
+    <w:p>
+      <w:pPr>
+        <w:rPr>
+          <w:rFonts w:ascii="Nunito" w:hAnsi="Nunito"/>
+          <w:sz w:val="28"/>
+          <w:szCs w:val="28"/>
+        </w:rPr>
+      </w:pPr>
+    </w:p>
+    <w:p>
+      <w:pPr>
+        <w:rPr>
+          <w:rFonts w:ascii="Nunito" w:hAnsi="Nunito"/>
+          <w:b/>
+          <w:bCs/>
+          <w:sz w:val="28"/>
+          <w:szCs w:val="28"/>
+        </w:rPr>
+      </w:pPr>
+      <w:r>
+        <w:rPr>
+          <w:rFonts w:ascii="Nunito" w:hAnsi="Nunito"/>
+          <w:b/>
+          <w:bCs/>
+          <w:sz w:val="28"/>
+          <w:szCs w:val="28"/>
+        </w:rPr>
+        <w:t xml:space="preserve">11.16 (Catching Exceptions with Superclasses) </w:t>
+      </w:r>
+    </w:p>
+    <w:p>
+      <w:pPr>
+        <w:rPr>
+          <w:rFonts w:ascii="Nunito" w:hAnsi="Nunito"/>
+          <w:sz w:val="28"/>
+          <w:szCs w:val="28"/>
+        </w:rPr>
+      </w:pPr>
+      <w:r>
+        <w:rPr>
+          <w:rFonts w:ascii="Nunito" w:hAnsi="Nunito"/>
+          <w:sz w:val="28"/>
+          <w:szCs w:val="28"/>
+        </w:rPr>
+        <w:t xml:space="preserve">Use inheritance to create an exception superclass (called ExceptionA) and exception subclasses ExceptionB and ExceptionC, where ExceptionB inherits from ExceptionA and ExceptionC inherits from ExceptionB. Write a program to demonstrate that the catch block for type ExceptionA catches exceptions of types ExceptionB and ExceptionC. </w:t>
+      </w:r>
+    </w:p>
+    <w:p>
+      <w:pPr>
+        <w:rPr>
+          <w:rFonts w:ascii="Nunito" w:hAnsi="Nunito"/>
+          <w:sz w:val="28"/>
+          <w:szCs w:val="28"/>
+        </w:rPr>
+      </w:pPr>
+    </w:p>
+    <w:p>
+      <w:pPr>
+        <w:rPr>
+          <w:rFonts w:ascii="Nunito" w:hAnsi="Nunito"/>
+          <w:b/>
+          <w:bCs/>
+          <w:sz w:val="28"/>
+          <w:szCs w:val="28"/>
+        </w:rPr>
+      </w:pPr>
+      <w:r>
+        <w:rPr>
+          <w:rFonts w:ascii="Nunito" w:hAnsi="Nunito"/>
+          <w:b/>
+          <w:bCs/>
+          <w:sz w:val="28"/>
+          <w:szCs w:val="28"/>
+        </w:rPr>
+        <w:lastRenderedPageBreak/>
         <w:t xml:space="preserve">11.17 (Catching Exceptions Using Class Exception) </w:t>
       </w:r>
     </w:p>
@@ -423,393 +753,169 @@
           <w:sz w:val="28"/>
           <w:szCs w:val="28"/>
         </w:rPr>
-        <w:t xml:space="preserve">Write a program that demonstrates how various exceptions are caught with catch (Exception exception) This time, define classes </w:t>
-      </w:r>
-      <w:proofErr w:type="spellStart"/>
-      <w:r>
-        <w:rPr>
-          <w:rFonts w:ascii="Nunito" w:hAnsi="Nunito"/>
-          <w:sz w:val="28"/>
-          <w:szCs w:val="28"/>
-        </w:rPr>
-        <w:t>ExceptionA</w:t>
-      </w:r>
-      <w:proofErr w:type="spellEnd"/>
-      <w:r>
-        <w:rPr>
-          <w:rFonts w:ascii="Nunito" w:hAnsi="Nunito"/>
-          <w:sz w:val="28"/>
-          <w:szCs w:val="28"/>
-        </w:rPr>
-        <w:t xml:space="preserve"> (which inherits from class Exception) and </w:t>
-      </w:r>
-      <w:proofErr w:type="spellStart"/>
-      <w:r>
-        <w:rPr>
-          <w:rFonts w:ascii="Nunito" w:hAnsi="Nunito"/>
-          <w:sz w:val="28"/>
-          <w:szCs w:val="28"/>
-        </w:rPr>
-        <w:t>ExceptionB</w:t>
-      </w:r>
-      <w:proofErr w:type="spellEnd"/>
-      <w:r>
-        <w:rPr>
-          <w:rFonts w:ascii="Nunito" w:hAnsi="Nunito"/>
-          <w:sz w:val="28"/>
-          <w:szCs w:val="28"/>
-        </w:rPr>
-        <w:t xml:space="preserve"> (which inherits from </w:t>
-      </w:r>
-      <w:r>
-        <w:rPr>
-          <w:rFonts w:ascii="Nunito" w:hAnsi="Nunito"/>
+        <w:t xml:space="preserve">Write a program that demonstrates how various exceptions are caught with catch (Exception exception) This time, define classes ExceptionA (which inherits from class Exception) and ExceptionB (which inherits from class ExceptionA). In your program, create try blocks that throw exceptions of types ExceptionA, ExceptionB, NullPointerException and IOException. All exceptions should be caught with catch blocks specifying type Exception. </w:t>
+      </w:r>
+    </w:p>
+    <w:p>
+      <w:pPr>
+        <w:rPr>
+          <w:rFonts w:ascii="Nunito" w:hAnsi="Nunito"/>
+          <w:b/>
+          <w:bCs/>
+          <w:sz w:val="28"/>
+          <w:szCs w:val="28"/>
+        </w:rPr>
+      </w:pPr>
+      <w:r>
+        <w:rPr>
+          <w:rFonts w:ascii="Nunito" w:hAnsi="Nunito"/>
+          <w:b/>
+          <w:bCs/>
+          <w:sz w:val="28"/>
+          <w:szCs w:val="28"/>
+        </w:rPr>
+        <w:t xml:space="preserve">11.18 (Order of catch Blocks) </w:t>
+      </w:r>
+    </w:p>
+    <w:p>
+      <w:pPr>
+        <w:rPr>
+          <w:rFonts w:ascii="Nunito" w:hAnsi="Nunito"/>
+          <w:sz w:val="28"/>
+          <w:szCs w:val="28"/>
+        </w:rPr>
+      </w:pPr>
+      <w:r>
+        <w:rPr>
+          <w:rFonts w:ascii="Nunito" w:hAnsi="Nunito"/>
+          <w:sz w:val="28"/>
+          <w:szCs w:val="28"/>
+        </w:rPr>
+        <w:t xml:space="preserve">Write a program demonstrating that the order of catch blocks is important. If you try to catch a superclass exception type before a subclass type, the compiler should generate errors. </w:t>
+      </w:r>
+    </w:p>
+    <w:p>
+      <w:pPr>
+        <w:rPr>
+          <w:rFonts w:ascii="Nunito" w:hAnsi="Nunito"/>
+          <w:sz w:val="28"/>
+          <w:szCs w:val="28"/>
+        </w:rPr>
+      </w:pPr>
+    </w:p>
+    <w:p>
+      <w:pPr>
+        <w:rPr>
+          <w:rFonts w:ascii="Nunito" w:hAnsi="Nunito"/>
+          <w:b/>
+          <w:bCs/>
+          <w:sz w:val="28"/>
+          <w:szCs w:val="28"/>
+        </w:rPr>
+      </w:pPr>
+      <w:r>
+        <w:rPr>
+          <w:rFonts w:ascii="Nunito" w:hAnsi="Nunito"/>
+          <w:b/>
+          <w:bCs/>
+          <w:sz w:val="28"/>
+          <w:szCs w:val="28"/>
+        </w:rPr>
+        <w:t xml:space="preserve">11.19 (Constructor Failure) </w:t>
+      </w:r>
+    </w:p>
+    <w:p>
+      <w:pPr>
+        <w:rPr>
+          <w:rFonts w:ascii="Nunito" w:hAnsi="Nunito"/>
+          <w:sz w:val="28"/>
+          <w:szCs w:val="28"/>
+        </w:rPr>
+      </w:pPr>
+      <w:r>
+        <w:rPr>
+          <w:rFonts w:ascii="Nunito" w:hAnsi="Nunito"/>
+          <w:sz w:val="28"/>
+          <w:szCs w:val="28"/>
+        </w:rPr>
+        <w:t xml:space="preserve">Write a program that shows a constructor passing information about constructor failure to an exception handler. Define class SomeClass, which throws an Exception in the constructor. Your program should try to create an object of type SomeClass and catch the exception that’s thrown from the constructor. </w:t>
+      </w:r>
+    </w:p>
+    <w:p>
+      <w:pPr>
+        <w:rPr>
+          <w:rFonts w:ascii="Nunito" w:hAnsi="Nunito"/>
+          <w:sz w:val="28"/>
+          <w:szCs w:val="28"/>
+        </w:rPr>
+      </w:pPr>
+    </w:p>
+    <w:p>
+      <w:pPr>
+        <w:rPr>
+          <w:rFonts w:ascii="Nunito" w:hAnsi="Nunito"/>
+          <w:b/>
+          <w:bCs/>
+          <w:sz w:val="28"/>
+          <w:szCs w:val="28"/>
+        </w:rPr>
+      </w:pPr>
+      <w:r>
+        <w:rPr>
+          <w:rFonts w:ascii="Nunito" w:hAnsi="Nunito"/>
+          <w:b/>
+          <w:bCs/>
+          <w:sz w:val="28"/>
+          <w:szCs w:val="28"/>
+        </w:rPr>
+        <w:t xml:space="preserve">11.20 (Rethrowing Exceptions) </w:t>
+      </w:r>
+    </w:p>
+    <w:p>
+      <w:pPr>
+        <w:rPr>
+          <w:rFonts w:ascii="Nunito" w:hAnsi="Nunito"/>
+          <w:sz w:val="28"/>
+          <w:szCs w:val="28"/>
+        </w:rPr>
+      </w:pPr>
+      <w:r>
+        <w:rPr>
+          <w:rFonts w:ascii="Nunito" w:hAnsi="Nunito"/>
+          <w:sz w:val="28"/>
+          <w:szCs w:val="28"/>
+        </w:rPr>
+        <w:t xml:space="preserve">Write a program that illustrates rethrowing an exception. Define methods someMethod and someMethod2. Method someMethod2 should initially throw an exception. Method someMethod should call someMethod2, catch the exception and rethrow it. Call someMethod from method main, and catch the rethrown exception. Print the stack trace of this exception. </w:t>
+      </w:r>
+    </w:p>
+    <w:p>
+      <w:pPr>
+        <w:rPr>
+          <w:rFonts w:ascii="Nunito" w:hAnsi="Nunito"/>
+          <w:sz w:val="28"/>
+          <w:szCs w:val="28"/>
+        </w:rPr>
+      </w:pPr>
+    </w:p>
+    <w:p>
+      <w:pPr>
+        <w:rPr>
+          <w:rFonts w:ascii="Nunito" w:hAnsi="Nunito"/>
+          <w:b/>
+          <w:bCs/>
+          <w:sz w:val="28"/>
+          <w:szCs w:val="28"/>
+        </w:rPr>
+      </w:pPr>
+      <w:r>
+        <w:rPr>
+          <w:rFonts w:ascii="Nunito" w:hAnsi="Nunito"/>
+          <w:b/>
+          <w:bCs/>
           <w:sz w:val="28"/>
           <w:szCs w:val="28"/>
         </w:rPr>
         <w:lastRenderedPageBreak/>
-        <w:t xml:space="preserve">class </w:t>
-      </w:r>
-      <w:proofErr w:type="spellStart"/>
-      <w:r>
-        <w:rPr>
-          <w:rFonts w:ascii="Nunito" w:hAnsi="Nunito"/>
-          <w:sz w:val="28"/>
-          <w:szCs w:val="28"/>
-        </w:rPr>
-        <w:t>ExceptionA</w:t>
-      </w:r>
-      <w:proofErr w:type="spellEnd"/>
-      <w:r>
-        <w:rPr>
-          <w:rFonts w:ascii="Nunito" w:hAnsi="Nunito"/>
-          <w:sz w:val="28"/>
-          <w:szCs w:val="28"/>
-        </w:rPr>
-        <w:t xml:space="preserve">). In your program, create try blocks that throw exceptions of types </w:t>
-      </w:r>
-      <w:proofErr w:type="spellStart"/>
-      <w:r>
-        <w:rPr>
-          <w:rFonts w:ascii="Nunito" w:hAnsi="Nunito"/>
-          <w:sz w:val="28"/>
-          <w:szCs w:val="28"/>
-        </w:rPr>
-        <w:t>ExceptionA</w:t>
-      </w:r>
-      <w:proofErr w:type="spellEnd"/>
-      <w:r>
-        <w:rPr>
-          <w:rFonts w:ascii="Nunito" w:hAnsi="Nunito"/>
-          <w:sz w:val="28"/>
-          <w:szCs w:val="28"/>
-        </w:rPr>
-        <w:t xml:space="preserve">, </w:t>
-      </w:r>
-      <w:proofErr w:type="spellStart"/>
-      <w:r>
-        <w:rPr>
-          <w:rFonts w:ascii="Nunito" w:hAnsi="Nunito"/>
-          <w:sz w:val="28"/>
-          <w:szCs w:val="28"/>
-        </w:rPr>
-        <w:t>ExceptionB</w:t>
-      </w:r>
-      <w:proofErr w:type="spellEnd"/>
-      <w:r>
-        <w:rPr>
-          <w:rFonts w:ascii="Nunito" w:hAnsi="Nunito"/>
-          <w:sz w:val="28"/>
-          <w:szCs w:val="28"/>
-        </w:rPr>
-        <w:t xml:space="preserve">, </w:t>
-      </w:r>
-      <w:proofErr w:type="spellStart"/>
-      <w:r>
-        <w:rPr>
-          <w:rFonts w:ascii="Nunito" w:hAnsi="Nunito"/>
-          <w:sz w:val="28"/>
-          <w:szCs w:val="28"/>
-        </w:rPr>
-        <w:t>NullPointerException</w:t>
-      </w:r>
-      <w:proofErr w:type="spellEnd"/>
-      <w:r>
-        <w:rPr>
-          <w:rFonts w:ascii="Nunito" w:hAnsi="Nunito"/>
-          <w:sz w:val="28"/>
-          <w:szCs w:val="28"/>
-        </w:rPr>
-        <w:t xml:space="preserve"> and </w:t>
-      </w:r>
-      <w:proofErr w:type="spellStart"/>
-      <w:r>
-        <w:rPr>
-          <w:rFonts w:ascii="Nunito" w:hAnsi="Nunito"/>
-          <w:sz w:val="28"/>
-          <w:szCs w:val="28"/>
-        </w:rPr>
-        <w:t>IOException</w:t>
-      </w:r>
-      <w:proofErr w:type="spellEnd"/>
-      <w:r>
-        <w:rPr>
-          <w:rFonts w:ascii="Nunito" w:hAnsi="Nunito"/>
-          <w:sz w:val="28"/>
-          <w:szCs w:val="28"/>
-        </w:rPr>
-        <w:t xml:space="preserve">. All exceptions should be caught with catch blocks specifying type Exception. </w:t>
-      </w:r>
-    </w:p>
-    <w:p>
-      <w:pPr>
-        <w:rPr>
-          <w:rFonts w:ascii="Nunito" w:hAnsi="Nunito"/>
-          <w:b/>
-          <w:bCs/>
-          <w:sz w:val="28"/>
-          <w:szCs w:val="28"/>
-        </w:rPr>
-      </w:pPr>
-      <w:r>
-        <w:rPr>
-          <w:rFonts w:ascii="Nunito" w:hAnsi="Nunito"/>
-          <w:b/>
-          <w:bCs/>
-          <w:sz w:val="28"/>
-          <w:szCs w:val="28"/>
-        </w:rPr>
-        <w:t xml:space="preserve">11.18 (Order of catch Blocks) </w:t>
-      </w:r>
-    </w:p>
-    <w:p>
-      <w:pPr>
-        <w:rPr>
-          <w:rFonts w:ascii="Nunito" w:hAnsi="Nunito"/>
-          <w:sz w:val="28"/>
-          <w:szCs w:val="28"/>
-        </w:rPr>
-      </w:pPr>
-      <w:r>
-        <w:rPr>
-          <w:rFonts w:ascii="Nunito" w:hAnsi="Nunito"/>
-          <w:sz w:val="28"/>
-          <w:szCs w:val="28"/>
-        </w:rPr>
-        <w:t xml:space="preserve">Write a program demonstrating that the order of catch blocks is important. If you try to catch a superclass exception type before a subclass type, the compiler should generate errors. </w:t>
-      </w:r>
-    </w:p>
-    <w:p>
-      <w:pPr>
-        <w:rPr>
-          <w:rFonts w:ascii="Nunito" w:hAnsi="Nunito"/>
-          <w:sz w:val="28"/>
-          <w:szCs w:val="28"/>
-        </w:rPr>
-      </w:pPr>
-    </w:p>
-    <w:p>
-      <w:pPr>
-        <w:rPr>
-          <w:rFonts w:ascii="Nunito" w:hAnsi="Nunito"/>
-          <w:b/>
-          <w:bCs/>
-          <w:sz w:val="28"/>
-          <w:szCs w:val="28"/>
-        </w:rPr>
-      </w:pPr>
-      <w:r>
-        <w:rPr>
-          <w:rFonts w:ascii="Nunito" w:hAnsi="Nunito"/>
-          <w:b/>
-          <w:bCs/>
-          <w:sz w:val="28"/>
-          <w:szCs w:val="28"/>
-        </w:rPr>
-        <w:t xml:space="preserve">11.19 (Constructor Failure) </w:t>
-      </w:r>
-    </w:p>
-    <w:p>
-      <w:pPr>
-        <w:rPr>
-          <w:rFonts w:ascii="Nunito" w:hAnsi="Nunito"/>
-          <w:sz w:val="28"/>
-          <w:szCs w:val="28"/>
-        </w:rPr>
-      </w:pPr>
-      <w:r>
-        <w:rPr>
-          <w:rFonts w:ascii="Nunito" w:hAnsi="Nunito"/>
-          <w:sz w:val="28"/>
-          <w:szCs w:val="28"/>
-        </w:rPr>
-        <w:t xml:space="preserve">Write a program that shows a constructor passing information about constructor failure to an exception handler. Define class </w:t>
-      </w:r>
-      <w:proofErr w:type="spellStart"/>
-      <w:r>
-        <w:rPr>
-          <w:rFonts w:ascii="Nunito" w:hAnsi="Nunito"/>
-          <w:sz w:val="28"/>
-          <w:szCs w:val="28"/>
-        </w:rPr>
-        <w:t>SomeClass</w:t>
-      </w:r>
-      <w:proofErr w:type="spellEnd"/>
-      <w:r>
-        <w:rPr>
-          <w:rFonts w:ascii="Nunito" w:hAnsi="Nunito"/>
-          <w:sz w:val="28"/>
-          <w:szCs w:val="28"/>
-        </w:rPr>
-        <w:t xml:space="preserve">, which throws an Exception in the constructor. Your program should try to create an object of type </w:t>
-      </w:r>
-      <w:proofErr w:type="spellStart"/>
-      <w:r>
-        <w:rPr>
-          <w:rFonts w:ascii="Nunito" w:hAnsi="Nunito"/>
-          <w:sz w:val="28"/>
-          <w:szCs w:val="28"/>
-        </w:rPr>
-        <w:t>SomeClass</w:t>
-      </w:r>
-      <w:proofErr w:type="spellEnd"/>
-      <w:r>
-        <w:rPr>
-          <w:rFonts w:ascii="Nunito" w:hAnsi="Nunito"/>
-          <w:sz w:val="28"/>
-          <w:szCs w:val="28"/>
-        </w:rPr>
-        <w:t xml:space="preserve"> and catch the exception that’s thrown from the constructor. </w:t>
-      </w:r>
-    </w:p>
-    <w:p>
-      <w:pPr>
-        <w:rPr>
-          <w:rFonts w:ascii="Nunito" w:hAnsi="Nunito"/>
-          <w:sz w:val="28"/>
-          <w:szCs w:val="28"/>
-        </w:rPr>
-      </w:pPr>
-    </w:p>
-    <w:p>
-      <w:pPr>
-        <w:rPr>
-          <w:rFonts w:ascii="Nunito" w:hAnsi="Nunito"/>
-          <w:b/>
-          <w:bCs/>
-          <w:sz w:val="28"/>
-          <w:szCs w:val="28"/>
-        </w:rPr>
-      </w:pPr>
-      <w:r>
-        <w:rPr>
-          <w:rFonts w:ascii="Nunito" w:hAnsi="Nunito"/>
-          <w:b/>
-          <w:bCs/>
-          <w:sz w:val="28"/>
-          <w:szCs w:val="28"/>
-        </w:rPr>
-        <w:t xml:space="preserve">11.20 (Rethrowing Exceptions) </w:t>
-      </w:r>
-    </w:p>
-    <w:p>
-      <w:pPr>
-        <w:rPr>
-          <w:rFonts w:ascii="Nunito" w:hAnsi="Nunito"/>
-          <w:sz w:val="28"/>
-          <w:szCs w:val="28"/>
-        </w:rPr>
-      </w:pPr>
-      <w:r>
-        <w:rPr>
-          <w:rFonts w:ascii="Nunito" w:hAnsi="Nunito"/>
-          <w:sz w:val="28"/>
-          <w:szCs w:val="28"/>
-        </w:rPr>
-        <w:t xml:space="preserve">Write a program that illustrates rethrowing an exception. Define methods </w:t>
-      </w:r>
-      <w:proofErr w:type="spellStart"/>
-      <w:r>
-        <w:rPr>
-          <w:rFonts w:ascii="Nunito" w:hAnsi="Nunito"/>
-          <w:sz w:val="28"/>
-          <w:szCs w:val="28"/>
-        </w:rPr>
-        <w:t>someMethod</w:t>
-      </w:r>
-      <w:proofErr w:type="spellEnd"/>
-      <w:r>
-        <w:rPr>
-          <w:rFonts w:ascii="Nunito" w:hAnsi="Nunito"/>
-          <w:sz w:val="28"/>
-          <w:szCs w:val="28"/>
-        </w:rPr>
-        <w:t xml:space="preserve"> and someMethod2. Method someMethod2 should initially throw an exception. Method </w:t>
-      </w:r>
-      <w:proofErr w:type="spellStart"/>
-      <w:r>
-        <w:rPr>
-          <w:rFonts w:ascii="Nunito" w:hAnsi="Nunito"/>
-          <w:sz w:val="28"/>
-          <w:szCs w:val="28"/>
-        </w:rPr>
-        <w:t>someMethod</w:t>
-      </w:r>
-      <w:proofErr w:type="spellEnd"/>
-      <w:r>
-        <w:rPr>
-          <w:rFonts w:ascii="Nunito" w:hAnsi="Nunito"/>
-          <w:sz w:val="28"/>
-          <w:szCs w:val="28"/>
-        </w:rPr>
-        <w:t xml:space="preserve"> should call someMethod2, catch the exception and rethrow it. Call </w:t>
-      </w:r>
-      <w:proofErr w:type="spellStart"/>
-      <w:r>
-        <w:rPr>
-          <w:rFonts w:ascii="Nunito" w:hAnsi="Nunito"/>
-          <w:sz w:val="28"/>
-          <w:szCs w:val="28"/>
-        </w:rPr>
-        <w:t>someMethod</w:t>
-      </w:r>
-      <w:proofErr w:type="spellEnd"/>
-      <w:r>
-        <w:rPr>
-          <w:rFonts w:ascii="Nunito" w:hAnsi="Nunito"/>
-          <w:sz w:val="28"/>
-          <w:szCs w:val="28"/>
-        </w:rPr>
-        <w:t xml:space="preserve"> from method main, and catch the rethrown exception. Print the stack trace of this exception. </w:t>
-      </w:r>
-    </w:p>
-    <w:p>
-      <w:pPr>
-        <w:rPr>
-          <w:rFonts w:ascii="Nunito" w:hAnsi="Nunito"/>
-          <w:sz w:val="28"/>
-          <w:szCs w:val="28"/>
-        </w:rPr>
-      </w:pPr>
-    </w:p>
-    <w:p>
-      <w:pPr>
-        <w:rPr>
-          <w:rFonts w:ascii="Nunito" w:hAnsi="Nunito"/>
-          <w:b/>
-          <w:bCs/>
-          <w:sz w:val="28"/>
-          <w:szCs w:val="28"/>
-        </w:rPr>
-      </w:pPr>
-      <w:r>
-        <w:rPr>
-          <w:rFonts w:ascii="Nunito" w:hAnsi="Nunito"/>
-          <w:b/>
-          <w:bCs/>
-          <w:sz w:val="28"/>
-          <w:szCs w:val="28"/>
-        </w:rPr>
         <w:t xml:space="preserve">11.21 (Catching Exceptions Using Outer Scopes) </w:t>
       </w:r>
     </w:p>
@@ -840,8 +946,737 @@
 </w:document>
 </file>
 
+<file path=word/numbering.xml><?xml version="1.0" encoding="utf-8"?>
+<w:numbering xmlns:wpc="http://schemas.microsoft.com/office/word/2010/wordprocessingCanvas" xmlns:cx="http://schemas.microsoft.com/office/drawing/2014/chartex" xmlns:cx1="http://schemas.microsoft.com/office/drawing/2015/9/8/chartex" xmlns:cx2="http://schemas.microsoft.com/office/drawing/2015/10/21/chartex" xmlns:cx3="http://schemas.microsoft.com/office/drawing/2016/5/9/chartex" xmlns:cx4="http://schemas.microsoft.com/office/drawing/2016/5/10/chartex" xmlns:cx5="http://schemas.microsoft.com/office/drawing/2016/5/11/chartex" xmlns:cx6="http://schemas.microsoft.com/office/drawing/2016/5/12/chartex" xmlns:cx7="http://schemas.microsoft.com/office/drawing/2016/5/13/chartex" xmlns:cx8="http://schemas.microsoft.com/office/drawing/2016/5/14/chartex" xmlns:mc="http://schemas.openxmlformats.org/markup-compatibility/2006" xmlns:aink="http://schemas.microsoft.com/office/drawing/2016/ink" xmlns:am3d="http://schemas.microsoft.com/office/drawing/2017/model3d" xmlns:o="urn:schemas-microsoft-com:office:office" xmlns:oel="http://schemas.microsoft.com/office/2019/extlst" xmlns:r="http://schemas.openxmlformats.org/officeDocument/2006/relationships" xmlns:m="http://schemas.openxmlformats.org/officeDocument/2006/math" xmlns:v="urn:schemas-microsoft-com:vml" xmlns:wp14="http://schemas.microsoft.com/office/word/2010/wordprocessingDrawing" xmlns:wp="http://schemas.openxmlformats.org/drawingml/2006/wordprocessingDrawing" xmlns:w10="urn:schemas-microsoft-com:office:word" xmlns:w="http://schemas.openxmlformats.org/wordprocessingml/2006/main" xmlns:w14="http://schemas.microsoft.com/office/word/2010/wordml" xmlns:w15="http://schemas.microsoft.com/office/word/2012/wordml" xmlns:w16cex="http://schemas.microsoft.com/office/word/2018/wordml/cex" xmlns:w16cid="http://schemas.microsoft.com/office/word/2016/wordml/cid" xmlns:w16="http://schemas.microsoft.com/office/word/2018/wordml" xmlns:w16du="http://schemas.microsoft.com/office/word/2023/wordml/word16du" xmlns:w16sdtdh="http://schemas.microsoft.com/office/word/2020/wordml/sdtdatahash" xmlns:w16sdtfl="http://schemas.microsoft.com/office/word/2024/wordml/sdtformatlock" xmlns:w16se="http://schemas.microsoft.com/office/word/2015/wordml/symex" xmlns:wpg="http://schemas.microsoft.com/office/word/2010/wordprocessingGroup" xmlns:wpi="http://schemas.microsoft.com/office/word/2010/wordprocessingInk" xmlns:wne="http://schemas.microsoft.com/office/word/2006/wordml" xmlns:wps="http://schemas.microsoft.com/office/word/2010/wordprocessingShape" mc:Ignorable="w14 w15 w16se w16cid w16 w16cex w16sdtdh w16sdtfl w16du wp14">
+  <w:abstractNum w:abstractNumId="0" w15:restartNumberingAfterBreak="0">
+    <w:nsid w:val="39E003BD"/>
+    <w:multiLevelType w:val="multilevel"/>
+    <w:tmpl w:val="1EEA526E"/>
+    <w:lvl w:ilvl="0">
+      <w:start w:val="1"/>
+      <w:numFmt w:val="bullet"/>
+      <w:lvlText w:val=""/>
+      <w:lvlJc w:val="left"/>
+      <w:pPr>
+        <w:tabs>
+          <w:tab w:val="num" w:pos="720"/>
+        </w:tabs>
+        <w:ind w:left="720" w:hanging="360"/>
+      </w:pPr>
+      <w:rPr>
+        <w:rFonts w:ascii="Symbol" w:hAnsi="Symbol" w:hint="default"/>
+        <w:sz w:val="20"/>
+      </w:rPr>
+    </w:lvl>
+    <w:lvl w:ilvl="1" w:tentative="1">
+      <w:start w:val="1"/>
+      <w:numFmt w:val="bullet"/>
+      <w:lvlText w:val="o"/>
+      <w:lvlJc w:val="left"/>
+      <w:pPr>
+        <w:tabs>
+          <w:tab w:val="num" w:pos="1440"/>
+        </w:tabs>
+        <w:ind w:left="1440" w:hanging="360"/>
+      </w:pPr>
+      <w:rPr>
+        <w:rFonts w:ascii="Courier New" w:hAnsi="Courier New" w:hint="default"/>
+        <w:sz w:val="20"/>
+      </w:rPr>
+    </w:lvl>
+    <w:lvl w:ilvl="2" w:tentative="1">
+      <w:start w:val="1"/>
+      <w:numFmt w:val="bullet"/>
+      <w:lvlText w:val=""/>
+      <w:lvlJc w:val="left"/>
+      <w:pPr>
+        <w:tabs>
+          <w:tab w:val="num" w:pos="2160"/>
+        </w:tabs>
+        <w:ind w:left="2160" w:hanging="360"/>
+      </w:pPr>
+      <w:rPr>
+        <w:rFonts w:ascii="Wingdings" w:hAnsi="Wingdings" w:hint="default"/>
+        <w:sz w:val="20"/>
+      </w:rPr>
+    </w:lvl>
+    <w:lvl w:ilvl="3" w:tentative="1">
+      <w:start w:val="1"/>
+      <w:numFmt w:val="bullet"/>
+      <w:lvlText w:val=""/>
+      <w:lvlJc w:val="left"/>
+      <w:pPr>
+        <w:tabs>
+          <w:tab w:val="num" w:pos="2880"/>
+        </w:tabs>
+        <w:ind w:left="2880" w:hanging="360"/>
+      </w:pPr>
+      <w:rPr>
+        <w:rFonts w:ascii="Wingdings" w:hAnsi="Wingdings" w:hint="default"/>
+        <w:sz w:val="20"/>
+      </w:rPr>
+    </w:lvl>
+    <w:lvl w:ilvl="4" w:tentative="1">
+      <w:start w:val="1"/>
+      <w:numFmt w:val="bullet"/>
+      <w:lvlText w:val=""/>
+      <w:lvlJc w:val="left"/>
+      <w:pPr>
+        <w:tabs>
+          <w:tab w:val="num" w:pos="3600"/>
+        </w:tabs>
+        <w:ind w:left="3600" w:hanging="360"/>
+      </w:pPr>
+      <w:rPr>
+        <w:rFonts w:ascii="Wingdings" w:hAnsi="Wingdings" w:hint="default"/>
+        <w:sz w:val="20"/>
+      </w:rPr>
+    </w:lvl>
+    <w:lvl w:ilvl="5" w:tentative="1">
+      <w:start w:val="1"/>
+      <w:numFmt w:val="bullet"/>
+      <w:lvlText w:val=""/>
+      <w:lvlJc w:val="left"/>
+      <w:pPr>
+        <w:tabs>
+          <w:tab w:val="num" w:pos="4320"/>
+        </w:tabs>
+        <w:ind w:left="4320" w:hanging="360"/>
+      </w:pPr>
+      <w:rPr>
+        <w:rFonts w:ascii="Wingdings" w:hAnsi="Wingdings" w:hint="default"/>
+        <w:sz w:val="20"/>
+      </w:rPr>
+    </w:lvl>
+    <w:lvl w:ilvl="6" w:tentative="1">
+      <w:start w:val="1"/>
+      <w:numFmt w:val="bullet"/>
+      <w:lvlText w:val=""/>
+      <w:lvlJc w:val="left"/>
+      <w:pPr>
+        <w:tabs>
+          <w:tab w:val="num" w:pos="5040"/>
+        </w:tabs>
+        <w:ind w:left="5040" w:hanging="360"/>
+      </w:pPr>
+      <w:rPr>
+        <w:rFonts w:ascii="Wingdings" w:hAnsi="Wingdings" w:hint="default"/>
+        <w:sz w:val="20"/>
+      </w:rPr>
+    </w:lvl>
+    <w:lvl w:ilvl="7" w:tentative="1">
+      <w:start w:val="1"/>
+      <w:numFmt w:val="bullet"/>
+      <w:lvlText w:val=""/>
+      <w:lvlJc w:val="left"/>
+      <w:pPr>
+        <w:tabs>
+          <w:tab w:val="num" w:pos="5760"/>
+        </w:tabs>
+        <w:ind w:left="5760" w:hanging="360"/>
+      </w:pPr>
+      <w:rPr>
+        <w:rFonts w:ascii="Wingdings" w:hAnsi="Wingdings" w:hint="default"/>
+        <w:sz w:val="20"/>
+      </w:rPr>
+    </w:lvl>
+    <w:lvl w:ilvl="8" w:tentative="1">
+      <w:start w:val="1"/>
+      <w:numFmt w:val="bullet"/>
+      <w:lvlText w:val=""/>
+      <w:lvlJc w:val="left"/>
+      <w:pPr>
+        <w:tabs>
+          <w:tab w:val="num" w:pos="6480"/>
+        </w:tabs>
+        <w:ind w:left="6480" w:hanging="360"/>
+      </w:pPr>
+      <w:rPr>
+        <w:rFonts w:ascii="Wingdings" w:hAnsi="Wingdings" w:hint="default"/>
+        <w:sz w:val="20"/>
+      </w:rPr>
+    </w:lvl>
+  </w:abstractNum>
+  <w:abstractNum w:abstractNumId="1" w15:restartNumberingAfterBreak="0">
+    <w:nsid w:val="693270D0"/>
+    <w:multiLevelType w:val="multilevel"/>
+    <w:tmpl w:val="49D83D04"/>
+    <w:lvl w:ilvl="0">
+      <w:start w:val="1"/>
+      <w:numFmt w:val="bullet"/>
+      <w:lvlText w:val=""/>
+      <w:lvlJc w:val="left"/>
+      <w:pPr>
+        <w:tabs>
+          <w:tab w:val="num" w:pos="720"/>
+        </w:tabs>
+        <w:ind w:left="720" w:hanging="360"/>
+      </w:pPr>
+      <w:rPr>
+        <w:rFonts w:ascii="Symbol" w:hAnsi="Symbol" w:hint="default"/>
+        <w:sz w:val="20"/>
+      </w:rPr>
+    </w:lvl>
+    <w:lvl w:ilvl="1" w:tentative="1">
+      <w:start w:val="1"/>
+      <w:numFmt w:val="bullet"/>
+      <w:lvlText w:val="o"/>
+      <w:lvlJc w:val="left"/>
+      <w:pPr>
+        <w:tabs>
+          <w:tab w:val="num" w:pos="1440"/>
+        </w:tabs>
+        <w:ind w:left="1440" w:hanging="360"/>
+      </w:pPr>
+      <w:rPr>
+        <w:rFonts w:ascii="Courier New" w:hAnsi="Courier New" w:hint="default"/>
+        <w:sz w:val="20"/>
+      </w:rPr>
+    </w:lvl>
+    <w:lvl w:ilvl="2" w:tentative="1">
+      <w:start w:val="1"/>
+      <w:numFmt w:val="bullet"/>
+      <w:lvlText w:val=""/>
+      <w:lvlJc w:val="left"/>
+      <w:pPr>
+        <w:tabs>
+          <w:tab w:val="num" w:pos="2160"/>
+        </w:tabs>
+        <w:ind w:left="2160" w:hanging="360"/>
+      </w:pPr>
+      <w:rPr>
+        <w:rFonts w:ascii="Wingdings" w:hAnsi="Wingdings" w:hint="default"/>
+        <w:sz w:val="20"/>
+      </w:rPr>
+    </w:lvl>
+    <w:lvl w:ilvl="3" w:tentative="1">
+      <w:start w:val="1"/>
+      <w:numFmt w:val="bullet"/>
+      <w:lvlText w:val=""/>
+      <w:lvlJc w:val="left"/>
+      <w:pPr>
+        <w:tabs>
+          <w:tab w:val="num" w:pos="2880"/>
+        </w:tabs>
+        <w:ind w:left="2880" w:hanging="360"/>
+      </w:pPr>
+      <w:rPr>
+        <w:rFonts w:ascii="Wingdings" w:hAnsi="Wingdings" w:hint="default"/>
+        <w:sz w:val="20"/>
+      </w:rPr>
+    </w:lvl>
+    <w:lvl w:ilvl="4" w:tentative="1">
+      <w:start w:val="1"/>
+      <w:numFmt w:val="bullet"/>
+      <w:lvlText w:val=""/>
+      <w:lvlJc w:val="left"/>
+      <w:pPr>
+        <w:tabs>
+          <w:tab w:val="num" w:pos="3600"/>
+        </w:tabs>
+        <w:ind w:left="3600" w:hanging="360"/>
+      </w:pPr>
+      <w:rPr>
+        <w:rFonts w:ascii="Wingdings" w:hAnsi="Wingdings" w:hint="default"/>
+        <w:sz w:val="20"/>
+      </w:rPr>
+    </w:lvl>
+    <w:lvl w:ilvl="5" w:tentative="1">
+      <w:start w:val="1"/>
+      <w:numFmt w:val="bullet"/>
+      <w:lvlText w:val=""/>
+      <w:lvlJc w:val="left"/>
+      <w:pPr>
+        <w:tabs>
+          <w:tab w:val="num" w:pos="4320"/>
+        </w:tabs>
+        <w:ind w:left="4320" w:hanging="360"/>
+      </w:pPr>
+      <w:rPr>
+        <w:rFonts w:ascii="Wingdings" w:hAnsi="Wingdings" w:hint="default"/>
+        <w:sz w:val="20"/>
+      </w:rPr>
+    </w:lvl>
+    <w:lvl w:ilvl="6" w:tentative="1">
+      <w:start w:val="1"/>
+      <w:numFmt w:val="bullet"/>
+      <w:lvlText w:val=""/>
+      <w:lvlJc w:val="left"/>
+      <w:pPr>
+        <w:tabs>
+          <w:tab w:val="num" w:pos="5040"/>
+        </w:tabs>
+        <w:ind w:left="5040" w:hanging="360"/>
+      </w:pPr>
+      <w:rPr>
+        <w:rFonts w:ascii="Wingdings" w:hAnsi="Wingdings" w:hint="default"/>
+        <w:sz w:val="20"/>
+      </w:rPr>
+    </w:lvl>
+    <w:lvl w:ilvl="7" w:tentative="1">
+      <w:start w:val="1"/>
+      <w:numFmt w:val="bullet"/>
+      <w:lvlText w:val=""/>
+      <w:lvlJc w:val="left"/>
+      <w:pPr>
+        <w:tabs>
+          <w:tab w:val="num" w:pos="5760"/>
+        </w:tabs>
+        <w:ind w:left="5760" w:hanging="360"/>
+      </w:pPr>
+      <w:rPr>
+        <w:rFonts w:ascii="Wingdings" w:hAnsi="Wingdings" w:hint="default"/>
+        <w:sz w:val="20"/>
+      </w:rPr>
+    </w:lvl>
+    <w:lvl w:ilvl="8" w:tentative="1">
+      <w:start w:val="1"/>
+      <w:numFmt w:val="bullet"/>
+      <w:lvlText w:val=""/>
+      <w:lvlJc w:val="left"/>
+      <w:pPr>
+        <w:tabs>
+          <w:tab w:val="num" w:pos="6480"/>
+        </w:tabs>
+        <w:ind w:left="6480" w:hanging="360"/>
+      </w:pPr>
+      <w:rPr>
+        <w:rFonts w:ascii="Wingdings" w:hAnsi="Wingdings" w:hint="default"/>
+        <w:sz w:val="20"/>
+      </w:rPr>
+    </w:lvl>
+  </w:abstractNum>
+  <w:abstractNum w:abstractNumId="2" w15:restartNumberingAfterBreak="0">
+    <w:nsid w:val="69DA1979"/>
+    <w:multiLevelType w:val="multilevel"/>
+    <w:tmpl w:val="D3645598"/>
+    <w:lvl w:ilvl="0">
+      <w:start w:val="1"/>
+      <w:numFmt w:val="decimal"/>
+      <w:lvlText w:val="%1."/>
+      <w:lvlJc w:val="left"/>
+      <w:pPr>
+        <w:tabs>
+          <w:tab w:val="num" w:pos="720"/>
+        </w:tabs>
+        <w:ind w:left="720" w:hanging="360"/>
+      </w:pPr>
+    </w:lvl>
+    <w:lvl w:ilvl="1" w:tentative="1">
+      <w:start w:val="1"/>
+      <w:numFmt w:val="decimal"/>
+      <w:lvlText w:val="%2."/>
+      <w:lvlJc w:val="left"/>
+      <w:pPr>
+        <w:tabs>
+          <w:tab w:val="num" w:pos="1440"/>
+        </w:tabs>
+        <w:ind w:left="1440" w:hanging="360"/>
+      </w:pPr>
+    </w:lvl>
+    <w:lvl w:ilvl="2" w:tentative="1">
+      <w:start w:val="1"/>
+      <w:numFmt w:val="decimal"/>
+      <w:lvlText w:val="%3."/>
+      <w:lvlJc w:val="left"/>
+      <w:pPr>
+        <w:tabs>
+          <w:tab w:val="num" w:pos="2160"/>
+        </w:tabs>
+        <w:ind w:left="2160" w:hanging="360"/>
+      </w:pPr>
+    </w:lvl>
+    <w:lvl w:ilvl="3" w:tentative="1">
+      <w:start w:val="1"/>
+      <w:numFmt w:val="decimal"/>
+      <w:lvlText w:val="%4."/>
+      <w:lvlJc w:val="left"/>
+      <w:pPr>
+        <w:tabs>
+          <w:tab w:val="num" w:pos="2880"/>
+        </w:tabs>
+        <w:ind w:left="2880" w:hanging="360"/>
+      </w:pPr>
+    </w:lvl>
+    <w:lvl w:ilvl="4" w:tentative="1">
+      <w:start w:val="1"/>
+      <w:numFmt w:val="decimal"/>
+      <w:lvlText w:val="%5."/>
+      <w:lvlJc w:val="left"/>
+      <w:pPr>
+        <w:tabs>
+          <w:tab w:val="num" w:pos="3600"/>
+        </w:tabs>
+        <w:ind w:left="3600" w:hanging="360"/>
+      </w:pPr>
+    </w:lvl>
+    <w:lvl w:ilvl="5" w:tentative="1">
+      <w:start w:val="1"/>
+      <w:numFmt w:val="decimal"/>
+      <w:lvlText w:val="%6."/>
+      <w:lvlJc w:val="left"/>
+      <w:pPr>
+        <w:tabs>
+          <w:tab w:val="num" w:pos="4320"/>
+        </w:tabs>
+        <w:ind w:left="4320" w:hanging="360"/>
+      </w:pPr>
+    </w:lvl>
+    <w:lvl w:ilvl="6" w:tentative="1">
+      <w:start w:val="1"/>
+      <w:numFmt w:val="decimal"/>
+      <w:lvlText w:val="%7."/>
+      <w:lvlJc w:val="left"/>
+      <w:pPr>
+        <w:tabs>
+          <w:tab w:val="num" w:pos="5040"/>
+        </w:tabs>
+        <w:ind w:left="5040" w:hanging="360"/>
+      </w:pPr>
+    </w:lvl>
+    <w:lvl w:ilvl="7" w:tentative="1">
+      <w:start w:val="1"/>
+      <w:numFmt w:val="decimal"/>
+      <w:lvlText w:val="%8."/>
+      <w:lvlJc w:val="left"/>
+      <w:pPr>
+        <w:tabs>
+          <w:tab w:val="num" w:pos="5760"/>
+        </w:tabs>
+        <w:ind w:left="5760" w:hanging="360"/>
+      </w:pPr>
+    </w:lvl>
+    <w:lvl w:ilvl="8" w:tentative="1">
+      <w:start w:val="1"/>
+      <w:numFmt w:val="decimal"/>
+      <w:lvlText w:val="%9."/>
+      <w:lvlJc w:val="left"/>
+      <w:pPr>
+        <w:tabs>
+          <w:tab w:val="num" w:pos="6480"/>
+        </w:tabs>
+        <w:ind w:left="6480" w:hanging="360"/>
+      </w:pPr>
+    </w:lvl>
+  </w:abstractNum>
+  <w:abstractNum w:abstractNumId="3" w15:restartNumberingAfterBreak="0">
+    <w:nsid w:val="733D3FA1"/>
+    <w:multiLevelType w:val="multilevel"/>
+    <w:tmpl w:val="7988BA62"/>
+    <w:lvl w:ilvl="0">
+      <w:start w:val="1"/>
+      <w:numFmt w:val="bullet"/>
+      <w:lvlText w:val=""/>
+      <w:lvlJc w:val="left"/>
+      <w:pPr>
+        <w:tabs>
+          <w:tab w:val="num" w:pos="720"/>
+        </w:tabs>
+        <w:ind w:left="720" w:hanging="360"/>
+      </w:pPr>
+      <w:rPr>
+        <w:rFonts w:ascii="Symbol" w:hAnsi="Symbol" w:hint="default"/>
+        <w:sz w:val="20"/>
+      </w:rPr>
+    </w:lvl>
+    <w:lvl w:ilvl="1" w:tentative="1">
+      <w:start w:val="1"/>
+      <w:numFmt w:val="bullet"/>
+      <w:lvlText w:val="o"/>
+      <w:lvlJc w:val="left"/>
+      <w:pPr>
+        <w:tabs>
+          <w:tab w:val="num" w:pos="1440"/>
+        </w:tabs>
+        <w:ind w:left="1440" w:hanging="360"/>
+      </w:pPr>
+      <w:rPr>
+        <w:rFonts w:ascii="Courier New" w:hAnsi="Courier New" w:hint="default"/>
+        <w:sz w:val="20"/>
+      </w:rPr>
+    </w:lvl>
+    <w:lvl w:ilvl="2" w:tentative="1">
+      <w:start w:val="1"/>
+      <w:numFmt w:val="bullet"/>
+      <w:lvlText w:val=""/>
+      <w:lvlJc w:val="left"/>
+      <w:pPr>
+        <w:tabs>
+          <w:tab w:val="num" w:pos="2160"/>
+        </w:tabs>
+        <w:ind w:left="2160" w:hanging="360"/>
+      </w:pPr>
+      <w:rPr>
+        <w:rFonts w:ascii="Wingdings" w:hAnsi="Wingdings" w:hint="default"/>
+        <w:sz w:val="20"/>
+      </w:rPr>
+    </w:lvl>
+    <w:lvl w:ilvl="3" w:tentative="1">
+      <w:start w:val="1"/>
+      <w:numFmt w:val="bullet"/>
+      <w:lvlText w:val=""/>
+      <w:lvlJc w:val="left"/>
+      <w:pPr>
+        <w:tabs>
+          <w:tab w:val="num" w:pos="2880"/>
+        </w:tabs>
+        <w:ind w:left="2880" w:hanging="360"/>
+      </w:pPr>
+      <w:rPr>
+        <w:rFonts w:ascii="Wingdings" w:hAnsi="Wingdings" w:hint="default"/>
+        <w:sz w:val="20"/>
+      </w:rPr>
+    </w:lvl>
+    <w:lvl w:ilvl="4" w:tentative="1">
+      <w:start w:val="1"/>
+      <w:numFmt w:val="bullet"/>
+      <w:lvlText w:val=""/>
+      <w:lvlJc w:val="left"/>
+      <w:pPr>
+        <w:tabs>
+          <w:tab w:val="num" w:pos="3600"/>
+        </w:tabs>
+        <w:ind w:left="3600" w:hanging="360"/>
+      </w:pPr>
+      <w:rPr>
+        <w:rFonts w:ascii="Wingdings" w:hAnsi="Wingdings" w:hint="default"/>
+        <w:sz w:val="20"/>
+      </w:rPr>
+    </w:lvl>
+    <w:lvl w:ilvl="5" w:tentative="1">
+      <w:start w:val="1"/>
+      <w:numFmt w:val="bullet"/>
+      <w:lvlText w:val=""/>
+      <w:lvlJc w:val="left"/>
+      <w:pPr>
+        <w:tabs>
+          <w:tab w:val="num" w:pos="4320"/>
+        </w:tabs>
+        <w:ind w:left="4320" w:hanging="360"/>
+      </w:pPr>
+      <w:rPr>
+        <w:rFonts w:ascii="Wingdings" w:hAnsi="Wingdings" w:hint="default"/>
+        <w:sz w:val="20"/>
+      </w:rPr>
+    </w:lvl>
+    <w:lvl w:ilvl="6" w:tentative="1">
+      <w:start w:val="1"/>
+      <w:numFmt w:val="bullet"/>
+      <w:lvlText w:val=""/>
+      <w:lvlJc w:val="left"/>
+      <w:pPr>
+        <w:tabs>
+          <w:tab w:val="num" w:pos="5040"/>
+        </w:tabs>
+        <w:ind w:left="5040" w:hanging="360"/>
+      </w:pPr>
+      <w:rPr>
+        <w:rFonts w:ascii="Wingdings" w:hAnsi="Wingdings" w:hint="default"/>
+        <w:sz w:val="20"/>
+      </w:rPr>
+    </w:lvl>
+    <w:lvl w:ilvl="7" w:tentative="1">
+      <w:start w:val="1"/>
+      <w:numFmt w:val="bullet"/>
+      <w:lvlText w:val=""/>
+      <w:lvlJc w:val="left"/>
+      <w:pPr>
+        <w:tabs>
+          <w:tab w:val="num" w:pos="5760"/>
+        </w:tabs>
+        <w:ind w:left="5760" w:hanging="360"/>
+      </w:pPr>
+      <w:rPr>
+        <w:rFonts w:ascii="Wingdings" w:hAnsi="Wingdings" w:hint="default"/>
+        <w:sz w:val="20"/>
+      </w:rPr>
+    </w:lvl>
+    <w:lvl w:ilvl="8" w:tentative="1">
+      <w:start w:val="1"/>
+      <w:numFmt w:val="bullet"/>
+      <w:lvlText w:val=""/>
+      <w:lvlJc w:val="left"/>
+      <w:pPr>
+        <w:tabs>
+          <w:tab w:val="num" w:pos="6480"/>
+        </w:tabs>
+        <w:ind w:left="6480" w:hanging="360"/>
+      </w:pPr>
+      <w:rPr>
+        <w:rFonts w:ascii="Wingdings" w:hAnsi="Wingdings" w:hint="default"/>
+        <w:sz w:val="20"/>
+      </w:rPr>
+    </w:lvl>
+  </w:abstractNum>
+  <w:abstractNum w:abstractNumId="4" w15:restartNumberingAfterBreak="0">
+    <w:nsid w:val="7F8A30E8"/>
+    <w:multiLevelType w:val="multilevel"/>
+    <w:tmpl w:val="E604CC90"/>
+    <w:lvl w:ilvl="0">
+      <w:start w:val="1"/>
+      <w:numFmt w:val="bullet"/>
+      <w:lvlText w:val=""/>
+      <w:lvlJc w:val="left"/>
+      <w:pPr>
+        <w:tabs>
+          <w:tab w:val="num" w:pos="720"/>
+        </w:tabs>
+        <w:ind w:left="720" w:hanging="360"/>
+      </w:pPr>
+      <w:rPr>
+        <w:rFonts w:ascii="Symbol" w:hAnsi="Symbol" w:hint="default"/>
+        <w:sz w:val="20"/>
+      </w:rPr>
+    </w:lvl>
+    <w:lvl w:ilvl="1" w:tentative="1">
+      <w:start w:val="1"/>
+      <w:numFmt w:val="bullet"/>
+      <w:lvlText w:val="o"/>
+      <w:lvlJc w:val="left"/>
+      <w:pPr>
+        <w:tabs>
+          <w:tab w:val="num" w:pos="1440"/>
+        </w:tabs>
+        <w:ind w:left="1440" w:hanging="360"/>
+      </w:pPr>
+      <w:rPr>
+        <w:rFonts w:ascii="Courier New" w:hAnsi="Courier New" w:hint="default"/>
+        <w:sz w:val="20"/>
+      </w:rPr>
+    </w:lvl>
+    <w:lvl w:ilvl="2" w:tentative="1">
+      <w:start w:val="1"/>
+      <w:numFmt w:val="bullet"/>
+      <w:lvlText w:val=""/>
+      <w:lvlJc w:val="left"/>
+      <w:pPr>
+        <w:tabs>
+          <w:tab w:val="num" w:pos="2160"/>
+        </w:tabs>
+        <w:ind w:left="2160" w:hanging="360"/>
+      </w:pPr>
+      <w:rPr>
+        <w:rFonts w:ascii="Wingdings" w:hAnsi="Wingdings" w:hint="default"/>
+        <w:sz w:val="20"/>
+      </w:rPr>
+    </w:lvl>
+    <w:lvl w:ilvl="3" w:tentative="1">
+      <w:start w:val="1"/>
+      <w:numFmt w:val="bullet"/>
+      <w:lvlText w:val=""/>
+      <w:lvlJc w:val="left"/>
+      <w:pPr>
+        <w:tabs>
+          <w:tab w:val="num" w:pos="2880"/>
+        </w:tabs>
+        <w:ind w:left="2880" w:hanging="360"/>
+      </w:pPr>
+      <w:rPr>
+        <w:rFonts w:ascii="Wingdings" w:hAnsi="Wingdings" w:hint="default"/>
+        <w:sz w:val="20"/>
+      </w:rPr>
+    </w:lvl>
+    <w:lvl w:ilvl="4" w:tentative="1">
+      <w:start w:val="1"/>
+      <w:numFmt w:val="bullet"/>
+      <w:lvlText w:val=""/>
+      <w:lvlJc w:val="left"/>
+      <w:pPr>
+        <w:tabs>
+          <w:tab w:val="num" w:pos="3600"/>
+        </w:tabs>
+        <w:ind w:left="3600" w:hanging="360"/>
+      </w:pPr>
+      <w:rPr>
+        <w:rFonts w:ascii="Wingdings" w:hAnsi="Wingdings" w:hint="default"/>
+        <w:sz w:val="20"/>
+      </w:rPr>
+    </w:lvl>
+    <w:lvl w:ilvl="5" w:tentative="1">
+      <w:start w:val="1"/>
+      <w:numFmt w:val="bullet"/>
+      <w:lvlText w:val=""/>
+      <w:lvlJc w:val="left"/>
+      <w:pPr>
+        <w:tabs>
+          <w:tab w:val="num" w:pos="4320"/>
+        </w:tabs>
+        <w:ind w:left="4320" w:hanging="360"/>
+      </w:pPr>
+      <w:rPr>
+        <w:rFonts w:ascii="Wingdings" w:hAnsi="Wingdings" w:hint="default"/>
+        <w:sz w:val="20"/>
+      </w:rPr>
+    </w:lvl>
+    <w:lvl w:ilvl="6" w:tentative="1">
+      <w:start w:val="1"/>
+      <w:numFmt w:val="bullet"/>
+      <w:lvlText w:val=""/>
+      <w:lvlJc w:val="left"/>
+      <w:pPr>
+        <w:tabs>
+          <w:tab w:val="num" w:pos="5040"/>
+        </w:tabs>
+        <w:ind w:left="5040" w:hanging="360"/>
+      </w:pPr>
+      <w:rPr>
+        <w:rFonts w:ascii="Wingdings" w:hAnsi="Wingdings" w:hint="default"/>
+        <w:sz w:val="20"/>
+      </w:rPr>
+    </w:lvl>
+    <w:lvl w:ilvl="7" w:tentative="1">
+      <w:start w:val="1"/>
+      <w:numFmt w:val="bullet"/>
+      <w:lvlText w:val=""/>
+      <w:lvlJc w:val="left"/>
+      <w:pPr>
+        <w:tabs>
+          <w:tab w:val="num" w:pos="5760"/>
+        </w:tabs>
+        <w:ind w:left="5760" w:hanging="360"/>
+      </w:pPr>
+      <w:rPr>
+        <w:rFonts w:ascii="Wingdings" w:hAnsi="Wingdings" w:hint="default"/>
+        <w:sz w:val="20"/>
+      </w:rPr>
+    </w:lvl>
+    <w:lvl w:ilvl="8" w:tentative="1">
+      <w:start w:val="1"/>
+      <w:numFmt w:val="bullet"/>
+      <w:lvlText w:val=""/>
+      <w:lvlJc w:val="left"/>
+      <w:pPr>
+        <w:tabs>
+          <w:tab w:val="num" w:pos="6480"/>
+        </w:tabs>
+        <w:ind w:left="6480" w:hanging="360"/>
+      </w:pPr>
+      <w:rPr>
+        <w:rFonts w:ascii="Wingdings" w:hAnsi="Wingdings" w:hint="default"/>
+        <w:sz w:val="20"/>
+      </w:rPr>
+    </w:lvl>
+  </w:abstractNum>
+  <w:num w:numId="1" w16cid:durableId="1481582376">
+    <w:abstractNumId w:val="0"/>
+  </w:num>
+  <w:num w:numId="2" w16cid:durableId="269626426">
+    <w:abstractNumId w:val="1"/>
+  </w:num>
+  <w:num w:numId="3" w16cid:durableId="815296845">
+    <w:abstractNumId w:val="4"/>
+  </w:num>
+  <w:num w:numId="4" w16cid:durableId="1698507997">
+    <w:abstractNumId w:val="3"/>
+  </w:num>
+  <w:num w:numId="5" w16cid:durableId="45109606">
+    <w:abstractNumId w:val="2"/>
+  </w:num>
+</w:numbering>
+</file>
+
 <file path=word/styles.xml><?xml version="1.0" encoding="utf-8"?>
-<w:styles xmlns:mc="http://schemas.openxmlformats.org/markup-compatibility/2006" xmlns:r="http://schemas.openxmlformats.org/officeDocument/2006/relationships" xmlns:w="http://schemas.openxmlformats.org/wordprocessingml/2006/main" xmlns:w14="http://schemas.microsoft.com/office/word/2010/wordml" xmlns:w15="http://schemas.microsoft.com/office/word/2012/wordml" xmlns:w16cex="http://schemas.microsoft.com/office/word/2018/wordml/cex" xmlns:w16cid="http://schemas.microsoft.com/office/word/2016/wordml/cid" xmlns:w16="http://schemas.microsoft.com/office/word/2018/wordml" xmlns:w16sdtdh="http://schemas.microsoft.com/office/word/2020/wordml/sdtdatahash" xmlns:w16se="http://schemas.microsoft.com/office/word/2015/wordml/symex" mc:Ignorable="w14 w15 w16se w16cid w16 w16cex w16sdtdh">
+<w:styles xmlns:mc="http://schemas.openxmlformats.org/markup-compatibility/2006" xmlns:r="http://schemas.openxmlformats.org/officeDocument/2006/relationships" xmlns:w="http://schemas.openxmlformats.org/wordprocessingml/2006/main" xmlns:w14="http://schemas.microsoft.com/office/word/2010/wordml" xmlns:w15="http://schemas.microsoft.com/office/word/2012/wordml" xmlns:w16cex="http://schemas.microsoft.com/office/word/2018/wordml/cex" xmlns:w16cid="http://schemas.microsoft.com/office/word/2016/wordml/cid" xmlns:w16="http://schemas.microsoft.com/office/word/2018/wordml" xmlns:w16du="http://schemas.microsoft.com/office/word/2023/wordml/word16du" xmlns:w16sdtdh="http://schemas.microsoft.com/office/word/2020/wordml/sdtdatahash" xmlns:w16sdtfl="http://schemas.microsoft.com/office/word/2024/wordml/sdtformatlock" xmlns:w16se="http://schemas.microsoft.com/office/word/2015/wordml/symex" mc:Ignorable="w14 w15 w16se w16cid w16 w16cex w16sdtdh w16sdtfl w16du">
   <w:docDefaults>
     <w:rPrDefault>
       <w:rPr>
@@ -1242,7 +2077,6 @@
   <w:style w:type="character" w:default="1" w:styleId="DefaultParagraphFont">
     <w:name w:val="Default Paragraph Font"/>
     <w:uiPriority w:val="1"/>
-    <w:semiHidden/>
     <w:unhideWhenUsed/>
   </w:style>
   <w:style w:type="table" w:default="1" w:styleId="TableNormal">
